--- a/public/assets/files/stacjonarne/JAP2.docx
+++ b/public/assets/files/stacjonarne/JAP2.docx
@@ -523,6 +523,7 @@
                 <w:i w:val="0"/>
                 <w:sz w:val="22"/>
               </w:rPr>
+              <w:t>I</w:t>
             </w:r>
           </w:p>
         </w:tc>
@@ -560,6 +561,7 @@
                 <w:i w:val="0"/>
                 <w:sz w:val="22"/>
               </w:rPr>
+              <w:t>lektorat</w:t>
             </w:r>
           </w:p>
         </w:tc>

--- a/public/assets/files/stacjonarne/JAP2.docx
+++ b/public/assets/files/stacjonarne/JAP2.docx
@@ -680,12 +680,22 @@
         <w:tblW w:w="5000" w:type="pct"/>
       </w:tblPr>
       <w:tblGrid>
-        <w:gridCol w:w="9972"/>
+        <w:gridCol w:w="997"/>
+        <w:gridCol w:w="997"/>
+        <w:gridCol w:w="997"/>
+        <w:gridCol w:w="997"/>
+        <w:gridCol w:w="997"/>
+        <w:gridCol w:w="997"/>
+        <w:gridCol w:w="997"/>
+        <w:gridCol w:w="997"/>
+        <w:gridCol w:w="997"/>
+        <w:gridCol w:w="997"/>
       </w:tblGrid>
       <w:tr>
         <w:tc>
           <w:tcPr>
-            <w:tcW w:type="dxa" w:w="9972"/>
+            <w:tcW w:type="dxa" w:w="9970"/>
+            <w:gridSpan w:val="10"/>
             <w:shd w:val="clear" w:color="auto" w:fill="D9D9D9"/>
           </w:tcPr>
           <w:p>
@@ -704,31 +714,34 @@
           </w:p>
         </w:tc>
       </w:tr>
-    </w:tbl>
-    <w:tbl>
-      <w:tblPr>
-        <w:tblW w:type="auto" w:w="0"/>
-        <w:tblLook w:firstColumn="1" w:firstRow="1" w:lastColumn="0" w:lastRow="0" w:noHBand="0" w:noVBand="1" w:val="04A0"/>
-        <w:tblBorders>
-          <w:top w:val="single" w:sz="4" w:space="0" w:color="000000"/>
-          <w:left w:val="single" w:sz="4" w:space="0" w:color="000000"/>
-          <w:bottom w:val="single" w:sz="4" w:space="0" w:color="000000"/>
-          <w:right w:val="single" w:sz="4" w:space="0" w:color="000000"/>
-          <w:insideH w:val="single" w:sz="4" w:space="0" w:color="000000"/>
-          <w:insideV w:val="single" w:sz="4" w:space="0" w:color="000000"/>
-        </w:tblBorders>
-        <w:tblW w:w="5000" w:type="pct"/>
-      </w:tblPr>
-      <w:tblGrid>
-        <w:gridCol w:w="2493"/>
-        <w:gridCol w:w="2493"/>
-        <w:gridCol w:w="2493"/>
-        <w:gridCol w:w="2493"/>
-      </w:tblGrid>
       <w:tr>
         <w:tc>
           <w:tcPr>
-            <w:tcW w:type="dxa" w:w="2493"/>
+            <w:tcW w:type="dxa" w:w="9970"/>
+            <w:gridSpan w:val="10"/>
+            <w:shd w:val="clear" w:color="auto" w:fill="D9D9D9"/>
+          </w:tcPr>
+          <w:p>
+            <w:pPr>
+              <w:spacing w:before="20" w:after="20"/>
+            </w:pPr>
+            <w:r>
+              <w:rPr>
+                <w:rFonts w:ascii="Aptos" w:hAnsi="Aptos"/>
+                <w:b w:val="0"/>
+                <w:i w:val="0"/>
+                <w:sz w:val="16"/>
+              </w:rPr>
+              <w:t>Wymiar godzinowy (liczba godzin w semestrze)</w:t>
+            </w:r>
+          </w:p>
+        </w:tc>
+      </w:tr>
+      <w:tr>
+        <w:tc>
+          <w:tcPr>
+            <w:tcW w:type="dxa" w:w="1994"/>
+            <w:gridSpan w:val="2"/>
             <w:shd w:val="clear" w:color="auto" w:fill="D9D9D9"/>
           </w:tcPr>
           <w:p>
@@ -748,7 +761,8 @@
         </w:tc>
         <w:tc>
           <w:tcPr>
-            <w:tcW w:type="dxa" w:w="2493"/>
+            <w:tcW w:type="dxa" w:w="2991"/>
+            <w:gridSpan w:val="3"/>
             <w:shd w:val="clear" w:color="auto" w:fill="D9D9D9"/>
           </w:tcPr>
           <w:p>
@@ -768,7 +782,8 @@
         </w:tc>
         <w:tc>
           <w:tcPr>
-            <w:tcW w:type="dxa" w:w="2493"/>
+            <w:tcW w:type="dxa" w:w="2991"/>
+            <w:gridSpan w:val="3"/>
             <w:shd w:val="clear" w:color="auto" w:fill="D9D9D9"/>
           </w:tcPr>
           <w:p>
@@ -788,7 +803,8 @@
         </w:tc>
         <w:tc>
           <w:tcPr>
-            <w:tcW w:type="dxa" w:w="2493"/>
+            <w:tcW w:type="dxa" w:w="1994"/>
+            <w:gridSpan w:val="2"/>
             <w:shd w:val="clear" w:color="auto" w:fill="D9D9D9"/>
           </w:tcPr>
           <w:p>
@@ -810,7 +826,8 @@
       <w:tr>
         <w:tc>
           <w:tcPr>
-            <w:tcW w:type="dxa" w:w="2493"/>
+            <w:tcW w:type="dxa" w:w="1994"/>
+            <w:gridSpan w:val="2"/>
           </w:tcPr>
           <w:p>
             <w:pPr>
@@ -829,7 +846,8 @@
         </w:tc>
         <w:tc>
           <w:tcPr>
-            <w:tcW w:type="dxa" w:w="2493"/>
+            <w:tcW w:type="dxa" w:w="2991"/>
+            <w:gridSpan w:val="3"/>
           </w:tcPr>
           <w:p>
             <w:pPr>
@@ -848,7 +866,8 @@
         </w:tc>
         <w:tc>
           <w:tcPr>
-            <w:tcW w:type="dxa" w:w="2493"/>
+            <w:tcW w:type="dxa" w:w="2991"/>
+            <w:gridSpan w:val="3"/>
           </w:tcPr>
           <w:p>
             <w:pPr>
@@ -867,7 +886,8 @@
         </w:tc>
         <w:tc>
           <w:tcPr>
-            <w:tcW w:type="dxa" w:w="2493"/>
+            <w:tcW w:type="dxa" w:w="1994"/>
+            <w:gridSpan w:val="2"/>
           </w:tcPr>
           <w:p>
             <w:pPr>
@@ -885,30 +905,34 @@
           </w:p>
         </w:tc>
       </w:tr>
-    </w:tbl>
-    <w:tbl>
-      <w:tblPr>
-        <w:tblW w:type="auto" w:w="0"/>
-        <w:tblLook w:firstColumn="1" w:firstRow="1" w:lastColumn="0" w:lastRow="0" w:noHBand="0" w:noVBand="1" w:val="04A0"/>
-        <w:tblBorders>
-          <w:top w:val="single" w:sz="4" w:space="0" w:color="000000"/>
-          <w:left w:val="single" w:sz="4" w:space="0" w:color="000000"/>
-          <w:bottom w:val="single" w:sz="4" w:space="0" w:color="000000"/>
-          <w:right w:val="single" w:sz="4" w:space="0" w:color="000000"/>
-          <w:insideH w:val="single" w:sz="4" w:space="0" w:color="000000"/>
-          <w:insideV w:val="single" w:sz="4" w:space="0" w:color="000000"/>
-        </w:tblBorders>
-        <w:tblW w:w="5000" w:type="pct"/>
-      </w:tblPr>
-      <w:tblGrid>
-        <w:gridCol w:w="3324"/>
-        <w:gridCol w:w="3324"/>
-        <w:gridCol w:w="3324"/>
-      </w:tblGrid>
       <w:tr>
         <w:tc>
           <w:tcPr>
-            <w:tcW w:type="dxa" w:w="3324"/>
+            <w:tcW w:type="dxa" w:w="9970"/>
+            <w:gridSpan w:val="10"/>
+            <w:shd w:val="clear" w:color="auto" w:fill="D9D9D9"/>
+          </w:tcPr>
+          <w:p>
+            <w:pPr>
+              <w:spacing w:before="20" w:after="20"/>
+            </w:pPr>
+            <w:r>
+              <w:rPr>
+                <w:rFonts w:ascii="Aptos" w:hAnsi="Aptos"/>
+                <w:b/>
+                <w:i w:val="0"/>
+                <w:sz w:val="22"/>
+              </w:rPr>
+              <w:t>Bilans ECTS</w:t>
+            </w:r>
+          </w:p>
+        </w:tc>
+      </w:tr>
+      <w:tr>
+        <w:tc>
+          <w:tcPr>
+            <w:tcW w:type="dxa" w:w="4985"/>
+            <w:gridSpan w:val="5"/>
             <w:shd w:val="clear" w:color="auto" w:fill="D9D9D9"/>
           </w:tcPr>
           <w:p>
@@ -928,7 +952,8 @@
         </w:tc>
         <w:tc>
           <w:tcPr>
-            <w:tcW w:type="dxa" w:w="3324"/>
+            <w:tcW w:type="dxa" w:w="2991"/>
+            <w:gridSpan w:val="3"/>
             <w:shd w:val="clear" w:color="auto" w:fill="D9D9D9"/>
           </w:tcPr>
           <w:p>
@@ -948,7 +973,8 @@
         </w:tc>
         <w:tc>
           <w:tcPr>
-            <w:tcW w:type="dxa" w:w="3324"/>
+            <w:tcW w:type="dxa" w:w="1994"/>
+            <w:gridSpan w:val="2"/>
             <w:shd w:val="clear" w:color="auto" w:fill="D9D9D9"/>
           </w:tcPr>
           <w:p>
@@ -970,7 +996,8 @@
       <w:tr>
         <w:tc>
           <w:tcPr>
-            <w:tcW w:type="dxa" w:w="3324"/>
+            <w:tcW w:type="dxa" w:w="4985"/>
+            <w:gridSpan w:val="5"/>
           </w:tcPr>
           <w:p>
             <w:pPr>
@@ -989,7 +1016,8 @@
         </w:tc>
         <w:tc>
           <w:tcPr>
-            <w:tcW w:type="dxa" w:w="3324"/>
+            <w:tcW w:type="dxa" w:w="2991"/>
+            <w:gridSpan w:val="3"/>
           </w:tcPr>
           <w:p>
             <w:pPr>
@@ -1008,7 +1036,8 @@
         </w:tc>
         <w:tc>
           <w:tcPr>
-            <w:tcW w:type="dxa" w:w="3324"/>
+            <w:tcW w:type="dxa" w:w="1994"/>
+            <w:gridSpan w:val="2"/>
           </w:tcPr>
           <w:p>
             <w:pPr>
@@ -1029,7 +1058,8 @@
       <w:tr>
         <w:tc>
           <w:tcPr>
-            <w:tcW w:type="dxa" w:w="3324"/>
+            <w:tcW w:type="dxa" w:w="4985"/>
+            <w:gridSpan w:val="5"/>
           </w:tcPr>
           <w:p>
             <w:pPr>
@@ -1048,7 +1078,8 @@
         </w:tc>
         <w:tc>
           <w:tcPr>
-            <w:tcW w:type="dxa" w:w="3324"/>
+            <w:tcW w:type="dxa" w:w="2991"/>
+            <w:gridSpan w:val="3"/>
           </w:tcPr>
           <w:p>
             <w:pPr>
@@ -1067,7 +1098,8 @@
         </w:tc>
         <w:tc>
           <w:tcPr>
-            <w:tcW w:type="dxa" w:w="3324"/>
+            <w:tcW w:type="dxa" w:w="1994"/>
+            <w:gridSpan w:val="2"/>
           </w:tcPr>
           <w:p>
             <w:pPr>
@@ -1088,7 +1120,29 @@
       <w:tr>
         <w:tc>
           <w:tcPr>
-            <w:tcW w:type="dxa" w:w="3324"/>
+            <w:tcW w:type="dxa" w:w="4985"/>
+            <w:gridSpan w:val="5"/>
+            <w:shd w:val="clear" w:color="auto" w:fill="D9D9D9"/>
+          </w:tcPr>
+          <w:p>
+            <w:pPr>
+              <w:spacing w:before="20" w:after="20"/>
+            </w:pPr>
+            <w:r>
+              <w:rPr>
+                <w:rFonts w:ascii="Aptos" w:hAnsi="Aptos"/>
+                <w:b/>
+                <w:i w:val="0"/>
+                <w:sz w:val="16"/>
+              </w:rPr>
+              <w:t>Opis samodzielnej pracy studenta</w:t>
+            </w:r>
+          </w:p>
+        </w:tc>
+        <w:tc>
+          <w:tcPr>
+            <w:tcW w:type="dxa" w:w="4985"/>
+            <w:gridSpan w:val="5"/>
           </w:tcPr>
           <w:p>
             <w:pPr>
@@ -1101,45 +1155,7 @@
                 <w:i w:val="0"/>
                 <w:sz w:val="22"/>
               </w:rPr>
-              <w:t>Suma</w:t>
-            </w:r>
-          </w:p>
-        </w:tc>
-        <w:tc>
-          <w:tcPr>
-            <w:tcW w:type="dxa" w:w="3324"/>
-          </w:tcPr>
-          <w:p>
-            <w:pPr>
-              <w:spacing w:before="20" w:after="20"/>
-            </w:pPr>
-            <w:r>
-              <w:rPr>
-                <w:rFonts w:ascii="Aptos" w:hAnsi="Aptos"/>
-                <w:b w:val="0"/>
-                <w:i w:val="0"/>
-                <w:sz w:val="22"/>
-              </w:rPr>
-              <w:t>75</w:t>
-            </w:r>
-          </w:p>
-        </w:tc>
-        <w:tc>
-          <w:tcPr>
-            <w:tcW w:type="dxa" w:w="3324"/>
-          </w:tcPr>
-          <w:p>
-            <w:pPr>
-              <w:spacing w:before="20" w:after="20"/>
-            </w:pPr>
-            <w:r>
-              <w:rPr>
-                <w:rFonts w:ascii="Aptos" w:hAnsi="Aptos"/>
-                <w:b w:val="0"/>
-                <w:i w:val="0"/>
-                <w:sz w:val="22"/>
-              </w:rPr>
-              <w:t>3</w:t>
+              <w:t>Nauka pisma japońskiego (hiragana, katakana, kanji); ćwiczenia gramatyczne i słownikowe; przygotowanie do kolokwiów i testów; ćwiczenie konwersacji.</w:t>
             </w:r>
           </w:p>
         </w:tc>
@@ -1250,7 +1266,97 @@
           <w:tcPr>
             <w:tcW w:type="dxa" w:w="9972"/>
           </w:tcPr>
-          <w:p/>
+          <w:p>
+            <w:pPr>
+              <w:spacing w:before="20" w:after="20"/>
+            </w:pPr>
+            <w:r>
+              <w:rPr>
+                <w:rFonts w:ascii="Aptos" w:hAnsi="Aptos"/>
+                <w:b/>
+                <w:sz w:val="22"/>
+              </w:rPr>
+              <w:t>Ćwiczenia / Laboratorium:</w:t>
+            </w:r>
+          </w:p>
+          <w:p>
+            <w:pPr>
+              <w:spacing w:before="20" w:after="20"/>
+            </w:pPr>
+            <w:r>
+              <w:rPr>
+                <w:rFonts w:ascii="Aptos" w:hAnsi="Aptos"/>
+                <w:b w:val="0"/>
+                <w:sz w:val="22"/>
+              </w:rPr>
+              <w:t>• analiza tekstów z dyskusją</w:t>
+            </w:r>
+          </w:p>
+          <w:p>
+            <w:pPr>
+              <w:spacing w:before="20" w:after="20"/>
+            </w:pPr>
+            <w:r>
+              <w:rPr>
+                <w:rFonts w:ascii="Aptos" w:hAnsi="Aptos"/>
+                <w:b w:val="0"/>
+                <w:sz w:val="22"/>
+              </w:rPr>
+              <w:t>• rozwiązywanie zadań</w:t>
+            </w:r>
+          </w:p>
+          <w:p>
+            <w:pPr>
+              <w:spacing w:before="20" w:after="20"/>
+            </w:pPr>
+            <w:r>
+              <w:rPr>
+                <w:rFonts w:ascii="Aptos" w:hAnsi="Aptos"/>
+                <w:b w:val="0"/>
+                <w:sz w:val="22"/>
+              </w:rPr>
+              <w:t>• burza mózgów</w:t>
+            </w:r>
+          </w:p>
+          <w:p>
+            <w:pPr>
+              <w:spacing w:before="20" w:after="20"/>
+            </w:pPr>
+            <w:r>
+              <w:rPr>
+                <w:rFonts w:ascii="Aptos" w:hAnsi="Aptos"/>
+                <w:b w:val="0"/>
+                <w:sz w:val="22"/>
+              </w:rPr>
+              <w:t>• mind map</w:t>
+            </w:r>
+          </w:p>
+          <w:p>
+            <w:pPr>
+              <w:spacing w:before="20" w:after="20"/>
+            </w:pPr>
+            <w:r>
+              <w:rPr>
+                <w:rFonts w:ascii="Aptos" w:hAnsi="Aptos"/>
+                <w:b w:val="0"/>
+                <w:sz w:val="22"/>
+              </w:rPr>
+              <w:t>• praca grupowa nad projektem z wykorzystaniem nowoczesnych technik informatycznych</w:t>
+            </w:r>
+          </w:p>
+          <w:p>
+            <w:pPr>
+              <w:spacing w:before="20" w:after="20"/>
+            </w:pPr>
+            <w:r>
+              <w:rPr>
+                <w:rFonts w:ascii="Aptos" w:hAnsi="Aptos"/>
+                <w:b w:val="0"/>
+                <w:sz w:val="22"/>
+              </w:rPr>
+              <w:t>• warsztaty</w:t>
+            </w:r>
+          </w:p>
         </w:tc>
       </w:tr>
     </w:tbl>
@@ -1428,7 +1534,7 @@
                 <w:rFonts w:ascii="Aptos" w:hAnsi="Aptos"/>
                 <w:sz w:val="22"/>
               </w:rPr>
-              <w:t>☐ Zaliczenie z oceną</w:t>
+              <w:t>☑ Zaliczenie z oceną</w:t>
             </w:r>
           </w:p>
           <w:p>
@@ -1499,69 +1605,10 @@
             <w:r>
               <w:rPr>
                 <w:rFonts w:ascii="Aptos" w:hAnsi="Aptos"/>
+                <w:b w:val="0"/>
+                <w:i w:val="0"/>
                 <w:sz w:val="22"/>
               </w:rPr>
-              <w:t>1. Obecność na zajęciach – max. 2 nieusprawiedliwione nieobecności w semestrze.</w:t>
-            </w:r>
-          </w:p>
-          <w:p>
-            <w:pPr>
-              <w:spacing w:before="20" w:after="20"/>
-            </w:pPr>
-            <w:r>
-              <w:rPr>
-                <w:rFonts w:ascii="Aptos" w:hAnsi="Aptos"/>
-                <w:sz w:val="22"/>
-              </w:rPr>
-              <w:t>2. Prace pisemne – min. jedna praca na semestr.</w:t>
-            </w:r>
-          </w:p>
-          <w:p>
-            <w:pPr>
-              <w:spacing w:before="20" w:after="20"/>
-            </w:pPr>
-            <w:r>
-              <w:rPr>
-                <w:rFonts w:ascii="Aptos" w:hAnsi="Aptos"/>
-                <w:sz w:val="22"/>
-              </w:rPr>
-              <w:t>3. Kolokwia/testy/kartkówki na podstawie opracowanego materiału – min. 2 na semestr.</w:t>
-            </w:r>
-          </w:p>
-          <w:p>
-            <w:pPr>
-              <w:spacing w:before="20" w:after="20"/>
-            </w:pPr>
-            <w:r>
-              <w:rPr>
-                <w:rFonts w:ascii="Aptos" w:hAnsi="Aptos"/>
-                <w:sz w:val="22"/>
-              </w:rPr>
-              <w:t>4. Wypowiedź ustna (o rodzaju decyduje lektor).</w:t>
-            </w:r>
-          </w:p>
-          <w:p>
-            <w:pPr>
-              <w:spacing w:before="20" w:after="20"/>
-            </w:pPr>
-            <w:r>
-              <w:rPr>
-                <w:rFonts w:ascii="Aptos" w:hAnsi="Aptos"/>
-                <w:sz w:val="22"/>
-              </w:rPr>
-              <w:t>5. Przygotowywanie prac domowych oraz aktywne uczestnictwo w zajęciach.</w:t>
-            </w:r>
-          </w:p>
-          <w:p>
-            <w:pPr>
-              <w:spacing w:before="20" w:after="20"/>
-            </w:pPr>
-            <w:r>
-              <w:rPr>
-                <w:rFonts w:ascii="Aptos" w:hAnsi="Aptos"/>
-                <w:sz w:val="22"/>
-              </w:rPr>
-              <w:t>6. Kryteria zaliczenia: uzyskanie przynajmniej 51% możliwych punktów za prace pisemne/testy oraz pozytywna (min. 3.0) ocena łączna za pozostałe formy.</w:t>
             </w:r>
           </w:p>
         </w:tc>
@@ -1578,7 +1625,7 @@
                 <w:rFonts w:ascii="Aptos" w:hAnsi="Aptos"/>
                 <w:sz w:val="22"/>
               </w:rPr>
-              <w:t>1. Obecność na zajęciach – max. 2 nieusprawiedliwione nieobecności w semestrze.</w:t>
+              <w:t>1. kolokwium</w:t>
             </w:r>
           </w:p>
           <w:p>
@@ -1590,7 +1637,7 @@
                 <w:rFonts w:ascii="Aptos" w:hAnsi="Aptos"/>
                 <w:sz w:val="22"/>
               </w:rPr>
-              <w:t>2. Prace pisemne – min. jedna praca na semestr.</w:t>
+              <w:t>2. egzamin ustny</w:t>
             </w:r>
           </w:p>
           <w:p>
@@ -1602,43 +1649,7 @@
                 <w:rFonts w:ascii="Aptos" w:hAnsi="Aptos"/>
                 <w:sz w:val="22"/>
               </w:rPr>
-              <w:t>3. Kolokwia/testy/kartkówki na podstawie opracowanego materiału – min. 2 na semestr.</w:t>
-            </w:r>
-          </w:p>
-          <w:p>
-            <w:pPr>
-              <w:spacing w:before="20" w:after="20"/>
-            </w:pPr>
-            <w:r>
-              <w:rPr>
-                <w:rFonts w:ascii="Aptos" w:hAnsi="Aptos"/>
-                <w:sz w:val="22"/>
-              </w:rPr>
-              <w:t>4. Wypowiedź ustna (o rodzaju decyduje lektor).</w:t>
-            </w:r>
-          </w:p>
-          <w:p>
-            <w:pPr>
-              <w:spacing w:before="20" w:after="20"/>
-            </w:pPr>
-            <w:r>
-              <w:rPr>
-                <w:rFonts w:ascii="Aptos" w:hAnsi="Aptos"/>
-                <w:sz w:val="22"/>
-              </w:rPr>
-              <w:t>5. Przygotowywanie prac domowych oraz aktywne uczestnictwo w zajęciach.</w:t>
-            </w:r>
-          </w:p>
-          <w:p>
-            <w:pPr>
-              <w:spacing w:before="20" w:after="20"/>
-            </w:pPr>
-            <w:r>
-              <w:rPr>
-                <w:rFonts w:ascii="Aptos" w:hAnsi="Aptos"/>
-                <w:sz w:val="22"/>
-              </w:rPr>
-              <w:t>6. Kryteria zaliczenia: uzyskanie przynajmniej 51% możliwych punktów za prace pisemne/testy oraz pozytywna (min. 3.0) ocena łączna za pozostałe formy.</w:t>
+              <w:t>3. ocena sporządzonego dokumentu</w:t>
             </w:r>
           </w:p>
         </w:tc>
@@ -1881,14 +1892,14 @@
         <w:tblW w:w="5000" w:type="pct"/>
       </w:tblPr>
       <w:tblGrid>
-        <w:gridCol w:w="3324"/>
-        <w:gridCol w:w="3324"/>
-        <w:gridCol w:w="3324"/>
+        <w:gridCol w:w="680"/>
+        <w:gridCol w:w="4536"/>
+        <w:gridCol w:w="4252"/>
       </w:tblGrid>
       <w:tr>
         <w:tc>
           <w:tcPr>
-            <w:tcW w:type="dxa" w:w="9972"/>
+            <w:tcW w:type="dxa" w:w="9468"/>
             <w:gridSpan w:val="3"/>
             <w:shd w:val="clear" w:color="auto" w:fill="D9D9D9"/>
           </w:tcPr>
@@ -1911,7 +1922,7 @@
       <w:tr>
         <w:tc>
           <w:tcPr>
-            <w:tcW w:type="dxa" w:w="3324"/>
+            <w:tcW w:type="dxa" w:w="680"/>
             <w:shd w:val="clear" w:color="auto" w:fill="D9D9D9"/>
           </w:tcPr>
           <w:p>
@@ -1931,7 +1942,7 @@
         </w:tc>
         <w:tc>
           <w:tcPr>
-            <w:tcW w:type="dxa" w:w="3324"/>
+            <w:tcW w:type="dxa" w:w="4536"/>
             <w:shd w:val="clear" w:color="auto" w:fill="D9D9D9"/>
           </w:tcPr>
           <w:p>
@@ -1951,7 +1962,7 @@
         </w:tc>
         <w:tc>
           <w:tcPr>
-            <w:tcW w:type="dxa" w:w="3324"/>
+            <w:tcW w:type="dxa" w:w="4252"/>
             <w:shd w:val="clear" w:color="auto" w:fill="D9D9D9"/>
           </w:tcPr>
           <w:p>
@@ -1973,7 +1984,7 @@
       <w:tr>
         <w:tc>
           <w:tcPr>
-            <w:tcW w:type="dxa" w:w="3324"/>
+            <w:tcW w:type="dxa" w:w="680"/>
           </w:tcPr>
           <w:p>
             <w:pPr>
@@ -1992,7 +2003,7 @@
         </w:tc>
         <w:tc>
           <w:tcPr>
-            <w:tcW w:type="dxa" w:w="3324"/>
+            <w:tcW w:type="dxa" w:w="4536"/>
           </w:tcPr>
           <w:p>
             <w:pPr>
@@ -2011,7 +2022,7 @@
         </w:tc>
         <w:tc>
           <w:tcPr>
-            <w:tcW w:type="dxa" w:w="3324"/>
+            <w:tcW w:type="dxa" w:w="4252"/>
           </w:tcPr>
           <w:p>
             <w:pPr>
@@ -2031,7 +2042,7 @@
       <w:tr>
         <w:tc>
           <w:tcPr>
-            <w:tcW w:type="dxa" w:w="3324"/>
+            <w:tcW w:type="dxa" w:w="680"/>
           </w:tcPr>
           <w:p>
             <w:pPr>
@@ -2050,7 +2061,7 @@
         </w:tc>
         <w:tc>
           <w:tcPr>
-            <w:tcW w:type="dxa" w:w="3324"/>
+            <w:tcW w:type="dxa" w:w="4536"/>
           </w:tcPr>
           <w:p>
             <w:pPr>
@@ -2069,7 +2080,7 @@
         </w:tc>
         <w:tc>
           <w:tcPr>
-            <w:tcW w:type="dxa" w:w="3324"/>
+            <w:tcW w:type="dxa" w:w="4252"/>
           </w:tcPr>
           <w:p>
             <w:pPr>
@@ -2089,7 +2100,7 @@
       <w:tr>
         <w:tc>
           <w:tcPr>
-            <w:tcW w:type="dxa" w:w="3324"/>
+            <w:tcW w:type="dxa" w:w="680"/>
           </w:tcPr>
           <w:p>
             <w:pPr>
@@ -2108,7 +2119,7 @@
         </w:tc>
         <w:tc>
           <w:tcPr>
-            <w:tcW w:type="dxa" w:w="3324"/>
+            <w:tcW w:type="dxa" w:w="4536"/>
           </w:tcPr>
           <w:p>
             <w:pPr>
@@ -2127,7 +2138,7 @@
         </w:tc>
         <w:tc>
           <w:tcPr>
-            <w:tcW w:type="dxa" w:w="3324"/>
+            <w:tcW w:type="dxa" w:w="4252"/>
           </w:tcPr>
           <w:p>
             <w:pPr>
@@ -2147,7 +2158,7 @@
       <w:tr>
         <w:tc>
           <w:tcPr>
-            <w:tcW w:type="dxa" w:w="3324"/>
+            <w:tcW w:type="dxa" w:w="680"/>
           </w:tcPr>
           <w:p>
             <w:pPr>
@@ -2166,7 +2177,7 @@
         </w:tc>
         <w:tc>
           <w:tcPr>
-            <w:tcW w:type="dxa" w:w="3324"/>
+            <w:tcW w:type="dxa" w:w="4536"/>
           </w:tcPr>
           <w:p>
             <w:pPr>
@@ -2185,7 +2196,7 @@
         </w:tc>
         <w:tc>
           <w:tcPr>
-            <w:tcW w:type="dxa" w:w="3324"/>
+            <w:tcW w:type="dxa" w:w="4252"/>
           </w:tcPr>
           <w:p>
             <w:pPr>
@@ -2205,7 +2216,7 @@
       <w:tr>
         <w:tc>
           <w:tcPr>
-            <w:tcW w:type="dxa" w:w="3324"/>
+            <w:tcW w:type="dxa" w:w="680"/>
           </w:tcPr>
           <w:p>
             <w:pPr>
@@ -2224,7 +2235,7 @@
         </w:tc>
         <w:tc>
           <w:tcPr>
-            <w:tcW w:type="dxa" w:w="3324"/>
+            <w:tcW w:type="dxa" w:w="4536"/>
           </w:tcPr>
           <w:p>
             <w:pPr>
@@ -2243,7 +2254,7 @@
         </w:tc>
         <w:tc>
           <w:tcPr>
-            <w:tcW w:type="dxa" w:w="3324"/>
+            <w:tcW w:type="dxa" w:w="4252"/>
           </w:tcPr>
           <w:p>
             <w:pPr>
@@ -2263,7 +2274,7 @@
       <w:tr>
         <w:tc>
           <w:tcPr>
-            <w:tcW w:type="dxa" w:w="3324"/>
+            <w:tcW w:type="dxa" w:w="680"/>
           </w:tcPr>
           <w:p>
             <w:pPr>
@@ -2282,7 +2293,7 @@
         </w:tc>
         <w:tc>
           <w:tcPr>
-            <w:tcW w:type="dxa" w:w="3324"/>
+            <w:tcW w:type="dxa" w:w="4536"/>
           </w:tcPr>
           <w:p>
             <w:pPr>
@@ -2301,7 +2312,7 @@
         </w:tc>
         <w:tc>
           <w:tcPr>
-            <w:tcW w:type="dxa" w:w="3324"/>
+            <w:tcW w:type="dxa" w:w="4252"/>
           </w:tcPr>
           <w:p>
             <w:pPr>
@@ -2321,7 +2332,7 @@
       <w:tr>
         <w:tc>
           <w:tcPr>
-            <w:tcW w:type="dxa" w:w="3324"/>
+            <w:tcW w:type="dxa" w:w="680"/>
           </w:tcPr>
           <w:p>
             <w:pPr>
@@ -2340,7 +2351,7 @@
         </w:tc>
         <w:tc>
           <w:tcPr>
-            <w:tcW w:type="dxa" w:w="3324"/>
+            <w:tcW w:type="dxa" w:w="4536"/>
           </w:tcPr>
           <w:p>
             <w:pPr>
@@ -2359,7 +2370,7 @@
         </w:tc>
         <w:tc>
           <w:tcPr>
-            <w:tcW w:type="dxa" w:w="3324"/>
+            <w:tcW w:type="dxa" w:w="4252"/>
           </w:tcPr>
           <w:p>
             <w:pPr>
@@ -2379,7 +2390,7 @@
       <w:tr>
         <w:tc>
           <w:tcPr>
-            <w:tcW w:type="dxa" w:w="3324"/>
+            <w:tcW w:type="dxa" w:w="680"/>
           </w:tcPr>
           <w:p>
             <w:pPr>
@@ -2398,7 +2409,7 @@
         </w:tc>
         <w:tc>
           <w:tcPr>
-            <w:tcW w:type="dxa" w:w="3324"/>
+            <w:tcW w:type="dxa" w:w="4536"/>
           </w:tcPr>
           <w:p>
             <w:pPr>
@@ -2417,7 +2428,7 @@
         </w:tc>
         <w:tc>
           <w:tcPr>
-            <w:tcW w:type="dxa" w:w="3324"/>
+            <w:tcW w:type="dxa" w:w="4252"/>
           </w:tcPr>
           <w:p>
             <w:pPr>
@@ -2437,7 +2448,7 @@
       <w:tr>
         <w:tc>
           <w:tcPr>
-            <w:tcW w:type="dxa" w:w="3324"/>
+            <w:tcW w:type="dxa" w:w="680"/>
           </w:tcPr>
           <w:p>
             <w:pPr>
@@ -2456,7 +2467,7 @@
         </w:tc>
         <w:tc>
           <w:tcPr>
-            <w:tcW w:type="dxa" w:w="3324"/>
+            <w:tcW w:type="dxa" w:w="4536"/>
           </w:tcPr>
           <w:p>
             <w:pPr>
@@ -2475,7 +2486,7 @@
         </w:tc>
         <w:tc>
           <w:tcPr>
-            <w:tcW w:type="dxa" w:w="3324"/>
+            <w:tcW w:type="dxa" w:w="4252"/>
           </w:tcPr>
           <w:p>
             <w:pPr>
@@ -2495,7 +2506,7 @@
       <w:tr>
         <w:tc>
           <w:tcPr>
-            <w:tcW w:type="dxa" w:w="3324"/>
+            <w:tcW w:type="dxa" w:w="680"/>
           </w:tcPr>
           <w:p>
             <w:pPr>
@@ -2514,7 +2525,7 @@
         </w:tc>
         <w:tc>
           <w:tcPr>
-            <w:tcW w:type="dxa" w:w="3324"/>
+            <w:tcW w:type="dxa" w:w="4536"/>
           </w:tcPr>
           <w:p>
             <w:pPr>
@@ -2533,7 +2544,7 @@
         </w:tc>
         <w:tc>
           <w:tcPr>
-            <w:tcW w:type="dxa" w:w="3324"/>
+            <w:tcW w:type="dxa" w:w="4252"/>
           </w:tcPr>
           <w:p>
             <w:pPr>
@@ -2553,7 +2564,7 @@
       <w:tr>
         <w:tc>
           <w:tcPr>
-            <w:tcW w:type="dxa" w:w="3324"/>
+            <w:tcW w:type="dxa" w:w="680"/>
           </w:tcPr>
           <w:p>
             <w:pPr>
@@ -2572,7 +2583,7 @@
         </w:tc>
         <w:tc>
           <w:tcPr>
-            <w:tcW w:type="dxa" w:w="3324"/>
+            <w:tcW w:type="dxa" w:w="4536"/>
           </w:tcPr>
           <w:p>
             <w:pPr>
@@ -2591,7 +2602,7 @@
         </w:tc>
         <w:tc>
           <w:tcPr>
-            <w:tcW w:type="dxa" w:w="3324"/>
+            <w:tcW w:type="dxa" w:w="4252"/>
           </w:tcPr>
           <w:p>
             <w:pPr>
@@ -2611,7 +2622,7 @@
       <w:tr>
         <w:tc>
           <w:tcPr>
-            <w:tcW w:type="dxa" w:w="3324"/>
+            <w:tcW w:type="dxa" w:w="680"/>
           </w:tcPr>
           <w:p>
             <w:pPr>
@@ -2630,7 +2641,7 @@
         </w:tc>
         <w:tc>
           <w:tcPr>
-            <w:tcW w:type="dxa" w:w="3324"/>
+            <w:tcW w:type="dxa" w:w="4536"/>
           </w:tcPr>
           <w:p>
             <w:pPr>
@@ -2649,7 +2660,7 @@
         </w:tc>
         <w:tc>
           <w:tcPr>
-            <w:tcW w:type="dxa" w:w="3324"/>
+            <w:tcW w:type="dxa" w:w="4252"/>
           </w:tcPr>
           <w:p>
             <w:pPr>
@@ -2669,7 +2680,7 @@
       <w:tr>
         <w:tc>
           <w:tcPr>
-            <w:tcW w:type="dxa" w:w="3324"/>
+            <w:tcW w:type="dxa" w:w="680"/>
           </w:tcPr>
           <w:p>
             <w:pPr>
@@ -2688,7 +2699,7 @@
         </w:tc>
         <w:tc>
           <w:tcPr>
-            <w:tcW w:type="dxa" w:w="3324"/>
+            <w:tcW w:type="dxa" w:w="4536"/>
           </w:tcPr>
           <w:p>
             <w:pPr>
@@ -2707,7 +2718,7 @@
         </w:tc>
         <w:tc>
           <w:tcPr>
-            <w:tcW w:type="dxa" w:w="3324"/>
+            <w:tcW w:type="dxa" w:w="4252"/>
           </w:tcPr>
           <w:p>
             <w:pPr>
@@ -2727,7 +2738,7 @@
       <w:tr>
         <w:tc>
           <w:tcPr>
-            <w:tcW w:type="dxa" w:w="3324"/>
+            <w:tcW w:type="dxa" w:w="680"/>
           </w:tcPr>
           <w:p>
             <w:pPr>
@@ -2746,7 +2757,7 @@
         </w:tc>
         <w:tc>
           <w:tcPr>
-            <w:tcW w:type="dxa" w:w="3324"/>
+            <w:tcW w:type="dxa" w:w="4536"/>
           </w:tcPr>
           <w:p>
             <w:pPr>
@@ -2765,7 +2776,7 @@
         </w:tc>
         <w:tc>
           <w:tcPr>
-            <w:tcW w:type="dxa" w:w="3324"/>
+            <w:tcW w:type="dxa" w:w="4252"/>
           </w:tcPr>
           <w:p>
             <w:pPr>
@@ -2785,7 +2796,7 @@
       <w:tr>
         <w:tc>
           <w:tcPr>
-            <w:tcW w:type="dxa" w:w="3324"/>
+            <w:tcW w:type="dxa" w:w="680"/>
           </w:tcPr>
           <w:p>
             <w:pPr>
@@ -2804,7 +2815,7 @@
         </w:tc>
         <w:tc>
           <w:tcPr>
-            <w:tcW w:type="dxa" w:w="3324"/>
+            <w:tcW w:type="dxa" w:w="4536"/>
           </w:tcPr>
           <w:p>
             <w:pPr>
@@ -2823,7 +2834,7 @@
         </w:tc>
         <w:tc>
           <w:tcPr>
-            <w:tcW w:type="dxa" w:w="3324"/>
+            <w:tcW w:type="dxa" w:w="4252"/>
           </w:tcPr>
           <w:p>
             <w:pPr>
@@ -2843,7 +2854,7 @@
       <w:tr>
         <w:tc>
           <w:tcPr>
-            <w:tcW w:type="dxa" w:w="3324"/>
+            <w:tcW w:type="dxa" w:w="680"/>
           </w:tcPr>
           <w:p>
             <w:pPr>
@@ -2862,7 +2873,7 @@
         </w:tc>
         <w:tc>
           <w:tcPr>
-            <w:tcW w:type="dxa" w:w="3324"/>
+            <w:tcW w:type="dxa" w:w="4536"/>
           </w:tcPr>
           <w:p>
             <w:pPr>
@@ -2881,7 +2892,7 @@
         </w:tc>
         <w:tc>
           <w:tcPr>
-            <w:tcW w:type="dxa" w:w="3324"/>
+            <w:tcW w:type="dxa" w:w="4252"/>
           </w:tcPr>
           <w:p>
             <w:pPr>
@@ -2901,7 +2912,7 @@
       <w:tr>
         <w:tc>
           <w:tcPr>
-            <w:tcW w:type="dxa" w:w="3324"/>
+            <w:tcW w:type="dxa" w:w="680"/>
           </w:tcPr>
           <w:p>
             <w:pPr>
@@ -2920,7 +2931,7 @@
         </w:tc>
         <w:tc>
           <w:tcPr>
-            <w:tcW w:type="dxa" w:w="3324"/>
+            <w:tcW w:type="dxa" w:w="4536"/>
           </w:tcPr>
           <w:p>
             <w:pPr>
@@ -2939,7 +2950,7 @@
         </w:tc>
         <w:tc>
           <w:tcPr>
-            <w:tcW w:type="dxa" w:w="3324"/>
+            <w:tcW w:type="dxa" w:w="4252"/>
           </w:tcPr>
           <w:p>
             <w:pPr>
@@ -2959,7 +2970,7 @@
       <w:tr>
         <w:tc>
           <w:tcPr>
-            <w:tcW w:type="dxa" w:w="3324"/>
+            <w:tcW w:type="dxa" w:w="680"/>
           </w:tcPr>
           <w:p>
             <w:pPr>
@@ -2978,7 +2989,7 @@
         </w:tc>
         <w:tc>
           <w:tcPr>
-            <w:tcW w:type="dxa" w:w="3324"/>
+            <w:tcW w:type="dxa" w:w="4536"/>
           </w:tcPr>
           <w:p>
             <w:pPr>
@@ -2997,7 +3008,7 @@
         </w:tc>
         <w:tc>
           <w:tcPr>
-            <w:tcW w:type="dxa" w:w="3324"/>
+            <w:tcW w:type="dxa" w:w="4252"/>
           </w:tcPr>
           <w:p>
             <w:pPr>
@@ -3017,7 +3028,7 @@
       <w:tr>
         <w:tc>
           <w:tcPr>
-            <w:tcW w:type="dxa" w:w="3324"/>
+            <w:tcW w:type="dxa" w:w="680"/>
           </w:tcPr>
           <w:p>
             <w:pPr>
@@ -3036,7 +3047,7 @@
         </w:tc>
         <w:tc>
           <w:tcPr>
-            <w:tcW w:type="dxa" w:w="3324"/>
+            <w:tcW w:type="dxa" w:w="4536"/>
           </w:tcPr>
           <w:p>
             <w:pPr>
@@ -3055,7 +3066,7 @@
         </w:tc>
         <w:tc>
           <w:tcPr>
-            <w:tcW w:type="dxa" w:w="3324"/>
+            <w:tcW w:type="dxa" w:w="4252"/>
           </w:tcPr>
           <w:p>
             <w:pPr>
@@ -3075,7 +3086,7 @@
       <w:tr>
         <w:tc>
           <w:tcPr>
-            <w:tcW w:type="dxa" w:w="3324"/>
+            <w:tcW w:type="dxa" w:w="680"/>
           </w:tcPr>
           <w:p>
             <w:pPr>
@@ -3094,7 +3105,7 @@
         </w:tc>
         <w:tc>
           <w:tcPr>
-            <w:tcW w:type="dxa" w:w="3324"/>
+            <w:tcW w:type="dxa" w:w="4536"/>
           </w:tcPr>
           <w:p>
             <w:pPr>
@@ -3113,7 +3124,7 @@
         </w:tc>
         <w:tc>
           <w:tcPr>
-            <w:tcW w:type="dxa" w:w="3324"/>
+            <w:tcW w:type="dxa" w:w="4252"/>
           </w:tcPr>
           <w:p>
             <w:pPr>
@@ -3133,7 +3144,7 @@
       <w:tr>
         <w:tc>
           <w:tcPr>
-            <w:tcW w:type="dxa" w:w="3324"/>
+            <w:tcW w:type="dxa" w:w="680"/>
           </w:tcPr>
           <w:p>
             <w:pPr>
@@ -3152,7 +3163,7 @@
         </w:tc>
         <w:tc>
           <w:tcPr>
-            <w:tcW w:type="dxa" w:w="3324"/>
+            <w:tcW w:type="dxa" w:w="4536"/>
           </w:tcPr>
           <w:p>
             <w:pPr>
@@ -3171,7 +3182,7 @@
         </w:tc>
         <w:tc>
           <w:tcPr>
-            <w:tcW w:type="dxa" w:w="3324"/>
+            <w:tcW w:type="dxa" w:w="4252"/>
           </w:tcPr>
           <w:p>
             <w:pPr>
@@ -3191,7 +3202,7 @@
       <w:tr>
         <w:tc>
           <w:tcPr>
-            <w:tcW w:type="dxa" w:w="3324"/>
+            <w:tcW w:type="dxa" w:w="680"/>
           </w:tcPr>
           <w:p>
             <w:pPr>
@@ -3210,7 +3221,7 @@
         </w:tc>
         <w:tc>
           <w:tcPr>
-            <w:tcW w:type="dxa" w:w="3324"/>
+            <w:tcW w:type="dxa" w:w="4536"/>
           </w:tcPr>
           <w:p>
             <w:pPr>
@@ -3229,7 +3240,7 @@
         </w:tc>
         <w:tc>
           <w:tcPr>
-            <w:tcW w:type="dxa" w:w="3324"/>
+            <w:tcW w:type="dxa" w:w="4252"/>
           </w:tcPr>
           <w:p>
             <w:pPr>
@@ -3249,7 +3260,7 @@
       <w:tr>
         <w:tc>
           <w:tcPr>
-            <w:tcW w:type="dxa" w:w="3324"/>
+            <w:tcW w:type="dxa" w:w="680"/>
           </w:tcPr>
           <w:p>
             <w:pPr>
@@ -3268,7 +3279,7 @@
         </w:tc>
         <w:tc>
           <w:tcPr>
-            <w:tcW w:type="dxa" w:w="3324"/>
+            <w:tcW w:type="dxa" w:w="4536"/>
           </w:tcPr>
           <w:p>
             <w:pPr>
@@ -3287,7 +3298,7 @@
         </w:tc>
         <w:tc>
           <w:tcPr>
-            <w:tcW w:type="dxa" w:w="3324"/>
+            <w:tcW w:type="dxa" w:w="4252"/>
           </w:tcPr>
           <w:p>
             <w:pPr>
@@ -3307,7 +3318,7 @@
       <w:tr>
         <w:tc>
           <w:tcPr>
-            <w:tcW w:type="dxa" w:w="3324"/>
+            <w:tcW w:type="dxa" w:w="680"/>
           </w:tcPr>
           <w:p>
             <w:pPr>
@@ -3326,7 +3337,7 @@
         </w:tc>
         <w:tc>
           <w:tcPr>
-            <w:tcW w:type="dxa" w:w="3324"/>
+            <w:tcW w:type="dxa" w:w="4536"/>
           </w:tcPr>
           <w:p>
             <w:pPr>
@@ -3345,7 +3356,7 @@
         </w:tc>
         <w:tc>
           <w:tcPr>
-            <w:tcW w:type="dxa" w:w="3324"/>
+            <w:tcW w:type="dxa" w:w="4252"/>
           </w:tcPr>
           <w:p>
             <w:pPr>
@@ -3365,7 +3376,7 @@
       <w:tr>
         <w:tc>
           <w:tcPr>
-            <w:tcW w:type="dxa" w:w="3324"/>
+            <w:tcW w:type="dxa" w:w="680"/>
           </w:tcPr>
           <w:p>
             <w:pPr>
@@ -3384,7 +3395,7 @@
         </w:tc>
         <w:tc>
           <w:tcPr>
-            <w:tcW w:type="dxa" w:w="3324"/>
+            <w:tcW w:type="dxa" w:w="4536"/>
           </w:tcPr>
           <w:p>
             <w:pPr>
@@ -3403,7 +3414,7 @@
         </w:tc>
         <w:tc>
           <w:tcPr>
-            <w:tcW w:type="dxa" w:w="3324"/>
+            <w:tcW w:type="dxa" w:w="4252"/>
           </w:tcPr>
           <w:p>
             <w:pPr>
@@ -3423,7 +3434,7 @@
       <w:tr>
         <w:tc>
           <w:tcPr>
-            <w:tcW w:type="dxa" w:w="3324"/>
+            <w:tcW w:type="dxa" w:w="680"/>
           </w:tcPr>
           <w:p>
             <w:pPr>
@@ -3442,7 +3453,7 @@
         </w:tc>
         <w:tc>
           <w:tcPr>
-            <w:tcW w:type="dxa" w:w="3324"/>
+            <w:tcW w:type="dxa" w:w="4536"/>
           </w:tcPr>
           <w:p>
             <w:pPr>
@@ -3461,7 +3472,7 @@
         </w:tc>
         <w:tc>
           <w:tcPr>
-            <w:tcW w:type="dxa" w:w="3324"/>
+            <w:tcW w:type="dxa" w:w="4252"/>
           </w:tcPr>
           <w:p>
             <w:pPr>
@@ -3481,7 +3492,7 @@
       <w:tr>
         <w:tc>
           <w:tcPr>
-            <w:tcW w:type="dxa" w:w="3324"/>
+            <w:tcW w:type="dxa" w:w="680"/>
           </w:tcPr>
           <w:p>
             <w:pPr>
@@ -3500,7 +3511,7 @@
         </w:tc>
         <w:tc>
           <w:tcPr>
-            <w:tcW w:type="dxa" w:w="3324"/>
+            <w:tcW w:type="dxa" w:w="4536"/>
           </w:tcPr>
           <w:p>
             <w:pPr>
@@ -3519,7 +3530,7 @@
         </w:tc>
         <w:tc>
           <w:tcPr>
-            <w:tcW w:type="dxa" w:w="3324"/>
+            <w:tcW w:type="dxa" w:w="4252"/>
           </w:tcPr>
           <w:p>
             <w:pPr>
@@ -3539,7 +3550,7 @@
       <w:tr>
         <w:tc>
           <w:tcPr>
-            <w:tcW w:type="dxa" w:w="3324"/>
+            <w:tcW w:type="dxa" w:w="680"/>
           </w:tcPr>
           <w:p>
             <w:pPr>
@@ -3558,7 +3569,7 @@
         </w:tc>
         <w:tc>
           <w:tcPr>
-            <w:tcW w:type="dxa" w:w="3324"/>
+            <w:tcW w:type="dxa" w:w="4536"/>
           </w:tcPr>
           <w:p>
             <w:pPr>
@@ -3577,7 +3588,7 @@
         </w:tc>
         <w:tc>
           <w:tcPr>
-            <w:tcW w:type="dxa" w:w="3324"/>
+            <w:tcW w:type="dxa" w:w="4252"/>
           </w:tcPr>
           <w:p>
             <w:pPr>
@@ -3597,7 +3608,7 @@
       <w:tr>
         <w:tc>
           <w:tcPr>
-            <w:tcW w:type="dxa" w:w="3324"/>
+            <w:tcW w:type="dxa" w:w="680"/>
           </w:tcPr>
           <w:p>
             <w:pPr>
@@ -3616,7 +3627,7 @@
         </w:tc>
         <w:tc>
           <w:tcPr>
-            <w:tcW w:type="dxa" w:w="3324"/>
+            <w:tcW w:type="dxa" w:w="4536"/>
           </w:tcPr>
           <w:p>
             <w:pPr>
@@ -3635,7 +3646,7 @@
         </w:tc>
         <w:tc>
           <w:tcPr>
-            <w:tcW w:type="dxa" w:w="3324"/>
+            <w:tcW w:type="dxa" w:w="4252"/>
           </w:tcPr>
           <w:p>
             <w:pPr>
@@ -3655,7 +3666,7 @@
       <w:tr>
         <w:tc>
           <w:tcPr>
-            <w:tcW w:type="dxa" w:w="3324"/>
+            <w:tcW w:type="dxa" w:w="680"/>
           </w:tcPr>
           <w:p>
             <w:pPr>
@@ -3674,7 +3685,7 @@
         </w:tc>
         <w:tc>
           <w:tcPr>
-            <w:tcW w:type="dxa" w:w="3324"/>
+            <w:tcW w:type="dxa" w:w="4536"/>
           </w:tcPr>
           <w:p>
             <w:pPr>
@@ -3693,7 +3704,7 @@
         </w:tc>
         <w:tc>
           <w:tcPr>
-            <w:tcW w:type="dxa" w:w="3324"/>
+            <w:tcW w:type="dxa" w:w="4252"/>
           </w:tcPr>
           <w:p>
             <w:pPr>
@@ -4061,6 +4072,7 @@
                 <w:i w:val="0"/>
                 <w:sz w:val="22"/>
               </w:rPr>
+              <w:t>kolokwium; egzamin ustny; ocena sporządzonego dokumentu</w:t>
             </w:r>
           </w:p>
         </w:tc>
@@ -4117,6 +4129,7 @@
                 <w:i w:val="0"/>
                 <w:sz w:val="22"/>
               </w:rPr>
+              <w:t>kolokwium; egzamin ustny; ocena sporządzonego dokumentu</w:t>
             </w:r>
           </w:p>
         </w:tc>
@@ -4173,6 +4186,7 @@
                 <w:i w:val="0"/>
                 <w:sz w:val="22"/>
               </w:rPr>
+              <w:t>kolokwium; egzamin ustny; ocena sporządzonego dokumentu</w:t>
             </w:r>
           </w:p>
         </w:tc>
@@ -4335,6 +4349,7 @@
                 <w:i w:val="0"/>
                 <w:sz w:val="22"/>
               </w:rPr>
+              <w:t>kolokwium; egzamin ustny; ocena sporządzonego dokumentu</w:t>
             </w:r>
           </w:p>
         </w:tc>
@@ -4392,6 +4407,7 @@
                 <w:i w:val="0"/>
                 <w:sz w:val="22"/>
               </w:rPr>
+              <w:t>kolokwium; egzamin ustny; ocena sporządzonego dokumentu</w:t>
             </w:r>
           </w:p>
         </w:tc>
@@ -4554,6 +4570,7 @@
                 <w:i w:val="0"/>
                 <w:sz w:val="22"/>
               </w:rPr>
+              <w:t>kolokwium; egzamin ustny; ocena sporządzonego dokumentu</w:t>
             </w:r>
           </w:p>
         </w:tc>
@@ -4611,6 +4628,7 @@
                 <w:i w:val="0"/>
                 <w:sz w:val="22"/>
               </w:rPr>
+              <w:t>kolokwium; egzamin ustny; ocena sporządzonego dokumentu</w:t>
             </w:r>
           </w:p>
         </w:tc>
@@ -4716,62 +4734,6 @@
                 <w:sz w:val="16"/>
               </w:rPr>
               <w:t>Wyposażenie specjalistyczne konieczne do realizacji przedmiotu</w:t>
-            </w:r>
-          </w:p>
-        </w:tc>
-      </w:tr>
-      <w:tr>
-        <w:tc>
-          <w:tcPr>
-            <w:tcW w:type="dxa" w:w="3324"/>
-          </w:tcPr>
-          <w:p>
-            <w:pPr>
-              <w:spacing w:before="20" w:after="20"/>
-            </w:pPr>
-            <w:r>
-              <w:rPr>
-                <w:rFonts w:ascii="Aptos" w:hAnsi="Aptos"/>
-                <w:b w:val="0"/>
-                <w:i w:val="0"/>
-                <w:sz w:val="22"/>
-              </w:rPr>
-            </w:r>
-          </w:p>
-        </w:tc>
-        <w:tc>
-          <w:tcPr>
-            <w:tcW w:type="dxa" w:w="3324"/>
-          </w:tcPr>
-          <w:p>
-            <w:pPr>
-              <w:spacing w:before="20" w:after="20"/>
-            </w:pPr>
-            <w:r>
-              <w:rPr>
-                <w:rFonts w:ascii="Aptos" w:hAnsi="Aptos"/>
-                <w:b w:val="0"/>
-                <w:i w:val="0"/>
-                <w:sz w:val="22"/>
-              </w:rPr>
-            </w:r>
-          </w:p>
-        </w:tc>
-        <w:tc>
-          <w:tcPr>
-            <w:tcW w:type="dxa" w:w="3324"/>
-          </w:tcPr>
-          <w:p>
-            <w:pPr>
-              <w:spacing w:before="20" w:after="20"/>
-            </w:pPr>
-            <w:r>
-              <w:rPr>
-                <w:rFonts w:ascii="Aptos" w:hAnsi="Aptos"/>
-                <w:b w:val="0"/>
-                <w:i w:val="0"/>
-                <w:sz w:val="22"/>
-              </w:rPr>
             </w:r>
           </w:p>
         </w:tc>

--- a/public/assets/files/stacjonarne/JAP2.docx
+++ b/public/assets/files/stacjonarne/JAP2.docx
@@ -315,7 +315,7 @@
                 <w:i w:val="0"/>
                 <w:sz w:val="22"/>
               </w:rPr>
-              <w:t>3</w:t>
+              <w:t>2</w:t>
             </w:r>
           </w:p>
         </w:tc>

--- a/public/assets/files/stacjonarne/JAP2.docx
+++ b/public/assets/files/stacjonarne/JAP2.docx
@@ -1092,7 +1092,6 @@
                 <w:i w:val="0"/>
                 <w:sz w:val="22"/>
               </w:rPr>
-              <w:t>15</w:t>
             </w:r>
           </w:p>
         </w:tc>
@@ -1112,7 +1111,6 @@
                 <w:i w:val="0"/>
                 <w:sz w:val="22"/>
               </w:rPr>
-              <w:t>0.6</w:t>
             </w:r>
           </w:p>
         </w:tc>

--- a/public/assets/files/stacjonarne/JAP2.docx
+++ b/public/assets/files/stacjonarne/JAP2.docx
@@ -4070,121 +4070,6 @@
                 <w:i w:val="0"/>
                 <w:sz w:val="22"/>
               </w:rPr>
-              <w:t>kolokwium; egzamin ustny; ocena sporządzonego dokumentu</w:t>
-            </w:r>
-          </w:p>
-        </w:tc>
-      </w:tr>
-      <w:tr>
-        <w:tc>
-          <w:tcPr>
-            <w:tcW w:type="dxa" w:w="3324"/>
-          </w:tcPr>
-          <w:p>
-            <w:pPr>
-              <w:spacing w:before="20" w:after="20"/>
-            </w:pPr>
-            <w:r>
-              <w:rPr>
-                <w:rFonts w:ascii="Aptos" w:hAnsi="Aptos"/>
-                <w:b w:val="0"/>
-                <w:i w:val="0"/>
-                <w:sz w:val="22"/>
-              </w:rPr>
-            </w:r>
-          </w:p>
-        </w:tc>
-        <w:tc>
-          <w:tcPr>
-            <w:tcW w:type="dxa" w:w="3324"/>
-          </w:tcPr>
-          <w:p>
-            <w:pPr>
-              <w:spacing w:before="20" w:after="20"/>
-            </w:pPr>
-            <w:r>
-              <w:rPr>
-                <w:rFonts w:ascii="Aptos" w:hAnsi="Aptos"/>
-                <w:b w:val="0"/>
-                <w:i w:val="0"/>
-                <w:sz w:val="22"/>
-              </w:rPr>
-            </w:r>
-          </w:p>
-        </w:tc>
-        <w:tc>
-          <w:tcPr>
-            <w:tcW w:type="dxa" w:w="3324"/>
-          </w:tcPr>
-          <w:p>
-            <w:pPr>
-              <w:spacing w:before="20" w:after="20"/>
-            </w:pPr>
-            <w:r>
-              <w:rPr>
-                <w:rFonts w:ascii="Aptos" w:hAnsi="Aptos"/>
-                <w:b w:val="0"/>
-                <w:i w:val="0"/>
-                <w:sz w:val="22"/>
-              </w:rPr>
-              <w:t>kolokwium; egzamin ustny; ocena sporządzonego dokumentu</w:t>
-            </w:r>
-          </w:p>
-        </w:tc>
-      </w:tr>
-      <w:tr>
-        <w:tc>
-          <w:tcPr>
-            <w:tcW w:type="dxa" w:w="3324"/>
-          </w:tcPr>
-          <w:p>
-            <w:pPr>
-              <w:spacing w:before="20" w:after="20"/>
-            </w:pPr>
-            <w:r>
-              <w:rPr>
-                <w:rFonts w:ascii="Aptos" w:hAnsi="Aptos"/>
-                <w:b w:val="0"/>
-                <w:i w:val="0"/>
-                <w:sz w:val="22"/>
-              </w:rPr>
-            </w:r>
-          </w:p>
-        </w:tc>
-        <w:tc>
-          <w:tcPr>
-            <w:tcW w:type="dxa" w:w="3324"/>
-          </w:tcPr>
-          <w:p>
-            <w:pPr>
-              <w:spacing w:before="20" w:after="20"/>
-            </w:pPr>
-            <w:r>
-              <w:rPr>
-                <w:rFonts w:ascii="Aptos" w:hAnsi="Aptos"/>
-                <w:b w:val="0"/>
-                <w:i w:val="0"/>
-                <w:sz w:val="22"/>
-              </w:rPr>
-            </w:r>
-          </w:p>
-        </w:tc>
-        <w:tc>
-          <w:tcPr>
-            <w:tcW w:type="dxa" w:w="3324"/>
-          </w:tcPr>
-          <w:p>
-            <w:pPr>
-              <w:spacing w:before="20" w:after="20"/>
-            </w:pPr>
-            <w:r>
-              <w:rPr>
-                <w:rFonts w:ascii="Aptos" w:hAnsi="Aptos"/>
-                <w:b w:val="0"/>
-                <w:i w:val="0"/>
-                <w:sz w:val="22"/>
-              </w:rPr>
-              <w:t>kolokwium; egzamin ustny; ocena sporządzonego dokumentu</w:t>
             </w:r>
           </w:p>
         </w:tc>
@@ -4310,6 +4195,7 @@
                 <w:i w:val="0"/>
                 <w:sz w:val="22"/>
               </w:rPr>
+              <w:t>K_U03</w:t>
             </w:r>
           </w:p>
         </w:tc>
@@ -4347,7 +4233,7 @@
                 <w:i w:val="0"/>
                 <w:sz w:val="22"/>
               </w:rPr>
-              <w:t>kolokwium; egzamin ustny; ocena sporządzonego dokumentu</w:t>
+              <w:t>kolokwium, egzamin ustny, ocena sporządzonego dokumentu</w:t>
             </w:r>
           </w:p>
         </w:tc>
@@ -4368,6 +4254,7 @@
                 <w:i w:val="0"/>
                 <w:sz w:val="22"/>
               </w:rPr>
+              <w:t>K_U06</w:t>
             </w:r>
           </w:p>
         </w:tc>
@@ -4405,7 +4292,7 @@
                 <w:i w:val="0"/>
                 <w:sz w:val="22"/>
               </w:rPr>
-              <w:t>kolokwium; egzamin ustny; ocena sporządzonego dokumentu</w:t>
+              <w:t>kolokwium, egzamin ustny, ocena sporządzonego dokumentu</w:t>
             </w:r>
           </w:p>
         </w:tc>
@@ -4531,6 +4418,7 @@
                 <w:i w:val="0"/>
                 <w:sz w:val="22"/>
               </w:rPr>
+              <w:t>K_K03</w:t>
             </w:r>
           </w:p>
         </w:tc>
@@ -4568,7 +4456,7 @@
                 <w:i w:val="0"/>
                 <w:sz w:val="22"/>
               </w:rPr>
-              <w:t>kolokwium; egzamin ustny; ocena sporządzonego dokumentu</w:t>
+              <w:t>kolokwium, egzamin ustny, ocena sporządzonego dokumentu</w:t>
             </w:r>
           </w:p>
         </w:tc>
@@ -4589,6 +4477,7 @@
                 <w:i w:val="0"/>
                 <w:sz w:val="22"/>
               </w:rPr>
+              <w:t>K_K03</w:t>
             </w:r>
           </w:p>
         </w:tc>
@@ -4626,7 +4515,7 @@
                 <w:i w:val="0"/>
                 <w:sz w:val="22"/>
               </w:rPr>
-              <w:t>kolokwium; egzamin ustny; ocena sporządzonego dokumentu</w:t>
+              <w:t>kolokwium, egzamin ustny, ocena sporządzonego dokumentu</w:t>
             </w:r>
           </w:p>
         </w:tc>

--- a/public/assets/files/stacjonarne/JAP2.docx
+++ b/public/assets/files/stacjonarne/JAP2.docx
@@ -315,7 +315,7 @@
                 <w:i w:val="0"/>
                 <w:sz w:val="22"/>
               </w:rPr>
-              <w:t>2</w:t>
+              <w:t>2.5</w:t>
             </w:r>
           </w:p>
         </w:tc>
@@ -1092,6 +1092,7 @@
                 <w:i w:val="0"/>
                 <w:sz w:val="22"/>
               </w:rPr>
+              <w:t>10</w:t>
             </w:r>
           </w:p>
         </w:tc>
@@ -1111,6 +1112,7 @@
                 <w:i w:val="0"/>
                 <w:sz w:val="22"/>
               </w:rPr>
+              <w:t>0.4</w:t>
             </w:r>
           </w:p>
         </w:tc>

--- a/public/assets/files/stacjonarne/JAP2.docx
+++ b/public/assets/files/stacjonarne/JAP2.docx
@@ -1893,14 +1893,13 @@
       </w:tblPr>
       <w:tblGrid>
         <w:gridCol w:w="680"/>
-        <w:gridCol w:w="4536"/>
-        <w:gridCol w:w="4252"/>
+        <w:gridCol w:w="8788"/>
       </w:tblGrid>
       <w:tr>
         <w:tc>
           <w:tcPr>
             <w:tcW w:type="dxa" w:w="9468"/>
-            <w:gridSpan w:val="3"/>
+            <w:gridSpan w:val="2"/>
             <w:shd w:val="clear" w:color="auto" w:fill="D9D9D9"/>
           </w:tcPr>
           <w:p>
@@ -1942,7 +1941,7 @@
         </w:tc>
         <w:tc>
           <w:tcPr>
-            <w:tcW w:type="dxa" w:w="4536"/>
+            <w:tcW w:type="dxa" w:w="8788"/>
             <w:shd w:val="clear" w:color="auto" w:fill="D9D9D9"/>
           </w:tcPr>
           <w:p>
@@ -1956,27 +1955,7 @@
                 <w:i w:val="0"/>
                 <w:sz w:val="16"/>
               </w:rPr>
-              <w:t>Wykład</w:t>
-            </w:r>
-          </w:p>
-        </w:tc>
-        <w:tc>
-          <w:tcPr>
-            <w:tcW w:type="dxa" w:w="4252"/>
-            <w:shd w:val="clear" w:color="auto" w:fill="D9D9D9"/>
-          </w:tcPr>
-          <w:p>
-            <w:pPr>
-              <w:spacing w:before="20" w:after="20"/>
-            </w:pPr>
-            <w:r>
-              <w:rPr>
-                <w:rFonts w:ascii="Aptos" w:hAnsi="Aptos"/>
-                <w:b/>
-                <w:i w:val="0"/>
-                <w:sz w:val="16"/>
-              </w:rPr>
-              <w:t>Ćwiczenia / Laboratorium / Pracownia</w:t>
+              <w:t>Treści programowe</w:t>
             </w:r>
           </w:p>
         </w:tc>
@@ -2003,7 +1982,7 @@
         </w:tc>
         <w:tc>
           <w:tcPr>
-            <w:tcW w:type="dxa" w:w="4536"/>
+            <w:tcW w:type="dxa" w:w="8788"/>
           </w:tcPr>
           <w:p>
             <w:pPr>
@@ -2017,24 +1996,6 @@
                 <w:sz w:val="22"/>
               </w:rPr>
               <w:t>1.Nauka znaków katakany a,i,u,e,o , ka,ki,ku,ke,ko,ga,gi,gu,ge,go, sa,shi,su,se,so,za,ji,zu,ze,zo wybrane nowe kanji</w:t>
-            </w:r>
-          </w:p>
-        </w:tc>
-        <w:tc>
-          <w:tcPr>
-            <w:tcW w:type="dxa" w:w="4252"/>
-          </w:tcPr>
-          <w:p>
-            <w:pPr>
-              <w:spacing w:before="20" w:after="20"/>
-            </w:pPr>
-            <w:r>
-              <w:rPr>
-                <w:rFonts w:ascii="Aptos" w:hAnsi="Aptos"/>
-                <w:b w:val="0"/>
-                <w:i w:val="0"/>
-                <w:sz w:val="22"/>
-              </w:rPr>
             </w:r>
           </w:p>
         </w:tc>
@@ -2061,7 +2022,7 @@
         </w:tc>
         <w:tc>
           <w:tcPr>
-            <w:tcW w:type="dxa" w:w="4536"/>
+            <w:tcW w:type="dxa" w:w="8788"/>
           </w:tcPr>
           <w:p>
             <w:pPr>
@@ -2075,24 +2036,6 @@
                 <w:sz w:val="22"/>
               </w:rPr>
               <w:t>2.  Nauka znaków katakany ta,chi,tsu,te,to,da,di,du,de,do ,na,ni,nu,ne,no / wybrane nowe kanji</w:t>
-            </w:r>
-          </w:p>
-        </w:tc>
-        <w:tc>
-          <w:tcPr>
-            <w:tcW w:type="dxa" w:w="4252"/>
-          </w:tcPr>
-          <w:p>
-            <w:pPr>
-              <w:spacing w:before="20" w:after="20"/>
-            </w:pPr>
-            <w:r>
-              <w:rPr>
-                <w:rFonts w:ascii="Aptos" w:hAnsi="Aptos"/>
-                <w:b w:val="0"/>
-                <w:i w:val="0"/>
-                <w:sz w:val="22"/>
-              </w:rPr>
             </w:r>
           </w:p>
         </w:tc>
@@ -2119,7 +2062,7 @@
         </w:tc>
         <w:tc>
           <w:tcPr>
-            <w:tcW w:type="dxa" w:w="4536"/>
+            <w:tcW w:type="dxa" w:w="8788"/>
           </w:tcPr>
           <w:p>
             <w:pPr>
@@ -2133,24 +2076,6 @@
                 <w:sz w:val="22"/>
               </w:rPr>
               <w:t>3. Nauka znaków katakany ha,hi,fu,he,ho,ba,bi,bu,be,bo,pa,pi,pu,pe,po / wybrane nowe kanji</w:t>
-            </w:r>
-          </w:p>
-        </w:tc>
-        <w:tc>
-          <w:tcPr>
-            <w:tcW w:type="dxa" w:w="4252"/>
-          </w:tcPr>
-          <w:p>
-            <w:pPr>
-              <w:spacing w:before="20" w:after="20"/>
-            </w:pPr>
-            <w:r>
-              <w:rPr>
-                <w:rFonts w:ascii="Aptos" w:hAnsi="Aptos"/>
-                <w:b w:val="0"/>
-                <w:i w:val="0"/>
-                <w:sz w:val="22"/>
-              </w:rPr>
             </w:r>
           </w:p>
         </w:tc>
@@ -2177,7 +2102,7 @@
         </w:tc>
         <w:tc>
           <w:tcPr>
-            <w:tcW w:type="dxa" w:w="4536"/>
+            <w:tcW w:type="dxa" w:w="8788"/>
           </w:tcPr>
           <w:p>
             <w:pPr>
@@ -2191,24 +2116,6 @@
                 <w:sz w:val="22"/>
               </w:rPr>
               <w:t>4. Nauka znaków katakany ma,mi,mu,me,mo, ya,yu,yo, ra,ri,ru,re,ro,wa,wo,n   / TEST (zdania z życia codziennego).</w:t>
-            </w:r>
-          </w:p>
-        </w:tc>
-        <w:tc>
-          <w:tcPr>
-            <w:tcW w:type="dxa" w:w="4252"/>
-          </w:tcPr>
-          <w:p>
-            <w:pPr>
-              <w:spacing w:before="20" w:after="20"/>
-            </w:pPr>
-            <w:r>
-              <w:rPr>
-                <w:rFonts w:ascii="Aptos" w:hAnsi="Aptos"/>
-                <w:b w:val="0"/>
-                <w:i w:val="0"/>
-                <w:sz w:val="22"/>
-              </w:rPr>
             </w:r>
           </w:p>
         </w:tc>
@@ -2235,7 +2142,7 @@
         </w:tc>
         <w:tc>
           <w:tcPr>
-            <w:tcW w:type="dxa" w:w="4536"/>
+            <w:tcW w:type="dxa" w:w="8788"/>
           </w:tcPr>
           <w:p>
             <w:pPr>
@@ -2249,24 +2156,6 @@
                 <w:sz w:val="22"/>
               </w:rPr>
               <w:t>5.  Dodatki do znaków katakany  (VA) (VI)  (VE)  (VO) WI WE  WO FA FI FE FO .</w:t>
-            </w:r>
-          </w:p>
-        </w:tc>
-        <w:tc>
-          <w:tcPr>
-            <w:tcW w:type="dxa" w:w="4252"/>
-          </w:tcPr>
-          <w:p>
-            <w:pPr>
-              <w:spacing w:before="20" w:after="20"/>
-            </w:pPr>
-            <w:r>
-              <w:rPr>
-                <w:rFonts w:ascii="Aptos" w:hAnsi="Aptos"/>
-                <w:b w:val="0"/>
-                <w:i w:val="0"/>
-                <w:sz w:val="22"/>
-              </w:rPr>
             </w:r>
           </w:p>
         </w:tc>
@@ -2293,7 +2182,7 @@
         </w:tc>
         <w:tc>
           <w:tcPr>
-            <w:tcW w:type="dxa" w:w="4536"/>
+            <w:tcW w:type="dxa" w:w="8788"/>
           </w:tcPr>
           <w:p>
             <w:pPr>
@@ -2307,24 +2196,6 @@
                 <w:sz w:val="22"/>
               </w:rPr>
               <w:t>6.  Forma -te (omówienie wszystkich grup) / czas teraźniejszy – przyszły i przeszły (+zaprzeczenie) – powtórzenie /budowanie zdań.</w:t>
-            </w:r>
-          </w:p>
-        </w:tc>
-        <w:tc>
-          <w:tcPr>
-            <w:tcW w:type="dxa" w:w="4252"/>
-          </w:tcPr>
-          <w:p>
-            <w:pPr>
-              <w:spacing w:before="20" w:after="20"/>
-            </w:pPr>
-            <w:r>
-              <w:rPr>
-                <w:rFonts w:ascii="Aptos" w:hAnsi="Aptos"/>
-                <w:b w:val="0"/>
-                <w:i w:val="0"/>
-                <w:sz w:val="22"/>
-              </w:rPr>
             </w:r>
           </w:p>
         </w:tc>
@@ -2351,7 +2222,7 @@
         </w:tc>
         <w:tc>
           <w:tcPr>
-            <w:tcW w:type="dxa" w:w="4536"/>
+            <w:tcW w:type="dxa" w:w="8788"/>
           </w:tcPr>
           <w:p>
             <w:pPr>
@@ -2365,24 +2236,6 @@
                 <w:sz w:val="22"/>
               </w:rPr>
               <w:t>7.  Dodatki do znaków katakany  TSA TSI TSE TSO SHE JE CHE TWU TI DWU DI .</w:t>
-            </w:r>
-          </w:p>
-        </w:tc>
-        <w:tc>
-          <w:tcPr>
-            <w:tcW w:type="dxa" w:w="4252"/>
-          </w:tcPr>
-          <w:p>
-            <w:pPr>
-              <w:spacing w:before="20" w:after="20"/>
-            </w:pPr>
-            <w:r>
-              <w:rPr>
-                <w:rFonts w:ascii="Aptos" w:hAnsi="Aptos"/>
-                <w:b w:val="0"/>
-                <w:i w:val="0"/>
-                <w:sz w:val="22"/>
-              </w:rPr>
             </w:r>
           </w:p>
         </w:tc>
@@ -2409,7 +2262,7 @@
         </w:tc>
         <w:tc>
           <w:tcPr>
-            <w:tcW w:type="dxa" w:w="4536"/>
+            <w:tcW w:type="dxa" w:w="8788"/>
           </w:tcPr>
           <w:p>
             <w:pPr>
@@ -2423,24 +2276,6 @@
                 <w:sz w:val="22"/>
               </w:rPr>
               <w:t>8.  Forma -tekudasai, Forma -tekara, Forma te (do łączenia czasowników), praca pisemna (wypracowanie) – opisać osobę z obrazka.</w:t>
-            </w:r>
-          </w:p>
-        </w:tc>
-        <w:tc>
-          <w:tcPr>
-            <w:tcW w:type="dxa" w:w="4252"/>
-          </w:tcPr>
-          <w:p>
-            <w:pPr>
-              <w:spacing w:before="20" w:after="20"/>
-            </w:pPr>
-            <w:r>
-              <w:rPr>
-                <w:rFonts w:ascii="Aptos" w:hAnsi="Aptos"/>
-                <w:b w:val="0"/>
-                <w:i w:val="0"/>
-                <w:sz w:val="22"/>
-              </w:rPr>
             </w:r>
           </w:p>
         </w:tc>
@@ -2467,7 +2302,7 @@
         </w:tc>
         <w:tc>
           <w:tcPr>
-            <w:tcW w:type="dxa" w:w="4536"/>
+            <w:tcW w:type="dxa" w:w="8788"/>
           </w:tcPr>
           <w:p>
             <w:pPr>
@@ -2481,24 +2316,6 @@
                 <w:sz w:val="22"/>
               </w:rPr>
               <w:t>9.  Forma -tekudasai, Forma -tekara, Forma te (do łączenia czasowników) – budowanie zdań.</w:t>
-            </w:r>
-          </w:p>
-        </w:tc>
-        <w:tc>
-          <w:tcPr>
-            <w:tcW w:type="dxa" w:w="4252"/>
-          </w:tcPr>
-          <w:p>
-            <w:pPr>
-              <w:spacing w:before="20" w:after="20"/>
-            </w:pPr>
-            <w:r>
-              <w:rPr>
-                <w:rFonts w:ascii="Aptos" w:hAnsi="Aptos"/>
-                <w:b w:val="0"/>
-                <w:i w:val="0"/>
-                <w:sz w:val="22"/>
-              </w:rPr>
             </w:r>
           </w:p>
         </w:tc>
@@ -2525,7 +2342,7 @@
         </w:tc>
         <w:tc>
           <w:tcPr>
-            <w:tcW w:type="dxa" w:w="4536"/>
+            <w:tcW w:type="dxa" w:w="8788"/>
           </w:tcPr>
           <w:p>
             <w:pPr>
@@ -2539,24 +2356,6 @@
                 <w:sz w:val="22"/>
               </w:rPr>
               <w:t>10.  Choroby i objawy i związane z tym znaki kanji</w:t>
-            </w:r>
-          </w:p>
-        </w:tc>
-        <w:tc>
-          <w:tcPr>
-            <w:tcW w:type="dxa" w:w="4252"/>
-          </w:tcPr>
-          <w:p>
-            <w:pPr>
-              <w:spacing w:before="20" w:after="20"/>
-            </w:pPr>
-            <w:r>
-              <w:rPr>
-                <w:rFonts w:ascii="Aptos" w:hAnsi="Aptos"/>
-                <w:b w:val="0"/>
-                <w:i w:val="0"/>
-                <w:sz w:val="22"/>
-              </w:rPr>
             </w:r>
           </w:p>
         </w:tc>
@@ -2583,7 +2382,7 @@
         </w:tc>
         <w:tc>
           <w:tcPr>
-            <w:tcW w:type="dxa" w:w="4536"/>
+            <w:tcW w:type="dxa" w:w="8788"/>
           </w:tcPr>
           <w:p>
             <w:pPr>
@@ -2597,24 +2396,6 @@
                 <w:sz w:val="22"/>
               </w:rPr>
               <w:t>11.  Lekcja pisania listu formalnego – praca pisemna.</w:t>
-            </w:r>
-          </w:p>
-        </w:tc>
-        <w:tc>
-          <w:tcPr>
-            <w:tcW w:type="dxa" w:w="4252"/>
-          </w:tcPr>
-          <w:p>
-            <w:pPr>
-              <w:spacing w:before="20" w:after="20"/>
-            </w:pPr>
-            <w:r>
-              <w:rPr>
-                <w:rFonts w:ascii="Aptos" w:hAnsi="Aptos"/>
-                <w:b w:val="0"/>
-                <w:i w:val="0"/>
-                <w:sz w:val="22"/>
-              </w:rPr>
             </w:r>
           </w:p>
         </w:tc>
@@ -2641,7 +2422,7 @@
         </w:tc>
         <w:tc>
           <w:tcPr>
-            <w:tcW w:type="dxa" w:w="4536"/>
+            <w:tcW w:type="dxa" w:w="8788"/>
           </w:tcPr>
           <w:p>
             <w:pPr>
@@ -2655,24 +2436,6 @@
                 <w:sz w:val="22"/>
               </w:rPr>
               <w:t>12.  Partykuła kara/made, powtórzenie godzin, budowanie zdań opisujących od kiedy do kiedy dany obiekt jest otwarty.</w:t>
-            </w:r>
-          </w:p>
-        </w:tc>
-        <w:tc>
-          <w:tcPr>
-            <w:tcW w:type="dxa" w:w="4252"/>
-          </w:tcPr>
-          <w:p>
-            <w:pPr>
-              <w:spacing w:before="20" w:after="20"/>
-            </w:pPr>
-            <w:r>
-              <w:rPr>
-                <w:rFonts w:ascii="Aptos" w:hAnsi="Aptos"/>
-                <w:b w:val="0"/>
-                <w:i w:val="0"/>
-                <w:sz w:val="22"/>
-              </w:rPr>
             </w:r>
           </w:p>
         </w:tc>
@@ -2699,7 +2462,7 @@
         </w:tc>
         <w:tc>
           <w:tcPr>
-            <w:tcW w:type="dxa" w:w="4536"/>
+            <w:tcW w:type="dxa" w:w="8788"/>
           </w:tcPr>
           <w:p>
             <w:pPr>
@@ -2713,24 +2476,6 @@
                 <w:sz w:val="22"/>
               </w:rPr>
               <w:t>13.  Kolory i rodzina i wszystkie kanji z tym tematem związane</w:t>
-            </w:r>
-          </w:p>
-        </w:tc>
-        <w:tc>
-          <w:tcPr>
-            <w:tcW w:type="dxa" w:w="4252"/>
-          </w:tcPr>
-          <w:p>
-            <w:pPr>
-              <w:spacing w:before="20" w:after="20"/>
-            </w:pPr>
-            <w:r>
-              <w:rPr>
-                <w:rFonts w:ascii="Aptos" w:hAnsi="Aptos"/>
-                <w:b w:val="0"/>
-                <w:i w:val="0"/>
-                <w:sz w:val="22"/>
-              </w:rPr>
             </w:r>
           </w:p>
         </w:tc>
@@ -2757,7 +2502,7 @@
         </w:tc>
         <w:tc>
           <w:tcPr>
-            <w:tcW w:type="dxa" w:w="4536"/>
+            <w:tcW w:type="dxa" w:w="8788"/>
           </w:tcPr>
           <w:p>
             <w:pPr>
@@ -2771,24 +2516,6 @@
                 <w:sz w:val="22"/>
               </w:rPr>
               <w:t>14.  Rodzina – opisanie swojej rodziny / Słuchanie (słownictwo związane z rodziną).</w:t>
-            </w:r>
-          </w:p>
-        </w:tc>
-        <w:tc>
-          <w:tcPr>
-            <w:tcW w:type="dxa" w:w="4252"/>
-          </w:tcPr>
-          <w:p>
-            <w:pPr>
-              <w:spacing w:before="20" w:after="20"/>
-            </w:pPr>
-            <w:r>
-              <w:rPr>
-                <w:rFonts w:ascii="Aptos" w:hAnsi="Aptos"/>
-                <w:b w:val="0"/>
-                <w:i w:val="0"/>
-                <w:sz w:val="22"/>
-              </w:rPr>
             </w:r>
           </w:p>
         </w:tc>
@@ -2815,7 +2542,7 @@
         </w:tc>
         <w:tc>
           <w:tcPr>
-            <w:tcW w:type="dxa" w:w="4536"/>
+            <w:tcW w:type="dxa" w:w="8788"/>
           </w:tcPr>
           <w:p>
             <w:pPr>
@@ -2829,24 +2556,6 @@
                 <w:sz w:val="22"/>
               </w:rPr>
               <w:t>15.  Opisanie domu towarowego i produktów znajdujących się w tym obiekcie, nauka liczenia pięter .</w:t>
-            </w:r>
-          </w:p>
-        </w:tc>
-        <w:tc>
-          <w:tcPr>
-            <w:tcW w:type="dxa" w:w="4252"/>
-          </w:tcPr>
-          <w:p>
-            <w:pPr>
-              <w:spacing w:before="20" w:after="20"/>
-            </w:pPr>
-            <w:r>
-              <w:rPr>
-                <w:rFonts w:ascii="Aptos" w:hAnsi="Aptos"/>
-                <w:b w:val="0"/>
-                <w:i w:val="0"/>
-                <w:sz w:val="22"/>
-              </w:rPr>
             </w:r>
           </w:p>
         </w:tc>
@@ -2873,7 +2582,7 @@
         </w:tc>
         <w:tc>
           <w:tcPr>
-            <w:tcW w:type="dxa" w:w="4536"/>
+            <w:tcW w:type="dxa" w:w="8788"/>
           </w:tcPr>
           <w:p>
             <w:pPr>
@@ -2887,24 +2596,6 @@
                 <w:sz w:val="22"/>
               </w:rPr>
               <w:t>16. Wybrane nowe znaki kanji</w:t>
-            </w:r>
-          </w:p>
-        </w:tc>
-        <w:tc>
-          <w:tcPr>
-            <w:tcW w:type="dxa" w:w="4252"/>
-          </w:tcPr>
-          <w:p>
-            <w:pPr>
-              <w:spacing w:before="20" w:after="20"/>
-            </w:pPr>
-            <w:r>
-              <w:rPr>
-                <w:rFonts w:ascii="Aptos" w:hAnsi="Aptos"/>
-                <w:b w:val="0"/>
-                <w:i w:val="0"/>
-                <w:sz w:val="22"/>
-              </w:rPr>
             </w:r>
           </w:p>
         </w:tc>
@@ -2931,7 +2622,7 @@
         </w:tc>
         <w:tc>
           <w:tcPr>
-            <w:tcW w:type="dxa" w:w="4536"/>
+            <w:tcW w:type="dxa" w:w="8788"/>
           </w:tcPr>
           <w:p>
             <w:pPr>
@@ -2945,24 +2636,6 @@
                 <w:sz w:val="22"/>
               </w:rPr>
               <w:t>17. Słownictwo związane z ubiorem itp. i czasowniki zakładania.</w:t>
-            </w:r>
-          </w:p>
-        </w:tc>
-        <w:tc>
-          <w:tcPr>
-            <w:tcW w:type="dxa" w:w="4252"/>
-          </w:tcPr>
-          <w:p>
-            <w:pPr>
-              <w:spacing w:before="20" w:after="20"/>
-            </w:pPr>
-            <w:r>
-              <w:rPr>
-                <w:rFonts w:ascii="Aptos" w:hAnsi="Aptos"/>
-                <w:b w:val="0"/>
-                <w:i w:val="0"/>
-                <w:sz w:val="22"/>
-              </w:rPr>
             </w:r>
           </w:p>
         </w:tc>
@@ -2989,7 +2662,7 @@
         </w:tc>
         <w:tc>
           <w:tcPr>
-            <w:tcW w:type="dxa" w:w="4536"/>
+            <w:tcW w:type="dxa" w:w="8788"/>
           </w:tcPr>
           <w:p>
             <w:pPr>
@@ -3003,24 +2676,6 @@
                 <w:sz w:val="22"/>
               </w:rPr>
               <w:t>18. Słuchanie: jeden dzień bohatera, zakupy, hobby.</w:t>
-            </w:r>
-          </w:p>
-        </w:tc>
-        <w:tc>
-          <w:tcPr>
-            <w:tcW w:type="dxa" w:w="4252"/>
-          </w:tcPr>
-          <w:p>
-            <w:pPr>
-              <w:spacing w:before="20" w:after="20"/>
-            </w:pPr>
-            <w:r>
-              <w:rPr>
-                <w:rFonts w:ascii="Aptos" w:hAnsi="Aptos"/>
-                <w:b w:val="0"/>
-                <w:i w:val="0"/>
-                <w:sz w:val="22"/>
-              </w:rPr>
             </w:r>
           </w:p>
         </w:tc>
@@ -3047,7 +2702,7 @@
         </w:tc>
         <w:tc>
           <w:tcPr>
-            <w:tcW w:type="dxa" w:w="4536"/>
+            <w:tcW w:type="dxa" w:w="8788"/>
           </w:tcPr>
           <w:p>
             <w:pPr>
@@ -3061,24 +2716,6 @@
                 <w:sz w:val="22"/>
               </w:rPr>
               <w:t>19.  Słuchanie: porównania i opinia.</w:t>
-            </w:r>
-          </w:p>
-        </w:tc>
-        <w:tc>
-          <w:tcPr>
-            <w:tcW w:type="dxa" w:w="4252"/>
-          </w:tcPr>
-          <w:p>
-            <w:pPr>
-              <w:spacing w:before="20" w:after="20"/>
-            </w:pPr>
-            <w:r>
-              <w:rPr>
-                <w:rFonts w:ascii="Aptos" w:hAnsi="Aptos"/>
-                <w:b w:val="0"/>
-                <w:i w:val="0"/>
-                <w:sz w:val="22"/>
-              </w:rPr>
             </w:r>
           </w:p>
         </w:tc>
@@ -3105,7 +2742,7 @@
         </w:tc>
         <w:tc>
           <w:tcPr>
-            <w:tcW w:type="dxa" w:w="4536"/>
+            <w:tcW w:type="dxa" w:w="8788"/>
           </w:tcPr>
           <w:p>
             <w:pPr>
@@ -3119,24 +2756,6 @@
                 <w:sz w:val="22"/>
               </w:rPr>
               <w:t>20.  Nowe znaki knaji i budowanie z nimi zdań.</w:t>
-            </w:r>
-          </w:p>
-        </w:tc>
-        <w:tc>
-          <w:tcPr>
-            <w:tcW w:type="dxa" w:w="4252"/>
-          </w:tcPr>
-          <w:p>
-            <w:pPr>
-              <w:spacing w:before="20" w:after="20"/>
-            </w:pPr>
-            <w:r>
-              <w:rPr>
-                <w:rFonts w:ascii="Aptos" w:hAnsi="Aptos"/>
-                <w:b w:val="0"/>
-                <w:i w:val="0"/>
-                <w:sz w:val="22"/>
-              </w:rPr>
             </w:r>
           </w:p>
         </w:tc>
@@ -3163,7 +2782,7 @@
         </w:tc>
         <w:tc>
           <w:tcPr>
-            <w:tcW w:type="dxa" w:w="4536"/>
+            <w:tcW w:type="dxa" w:w="8788"/>
           </w:tcPr>
           <w:p>
             <w:pPr>
@@ -3177,24 +2796,6 @@
                 <w:sz w:val="22"/>
               </w:rPr>
               <w:t>21. Liczebniki i budowanie z nimi zdań + nowe znaki kanji.</w:t>
-            </w:r>
-          </w:p>
-        </w:tc>
-        <w:tc>
-          <w:tcPr>
-            <w:tcW w:type="dxa" w:w="4252"/>
-          </w:tcPr>
-          <w:p>
-            <w:pPr>
-              <w:spacing w:before="20" w:after="20"/>
-            </w:pPr>
-            <w:r>
-              <w:rPr>
-                <w:rFonts w:ascii="Aptos" w:hAnsi="Aptos"/>
-                <w:b w:val="0"/>
-                <w:i w:val="0"/>
-                <w:sz w:val="22"/>
-              </w:rPr>
             </w:r>
           </w:p>
         </w:tc>
@@ -3221,7 +2822,7 @@
         </w:tc>
         <w:tc>
           <w:tcPr>
-            <w:tcW w:type="dxa" w:w="4536"/>
+            <w:tcW w:type="dxa" w:w="8788"/>
           </w:tcPr>
           <w:p>
             <w:pPr>
@@ -3235,24 +2836,6 @@
                 <w:sz w:val="22"/>
               </w:rPr>
               <w:t>22. Konstrukcja yori nohōga,motto ichiban ,nowe znaki kanji, ciekawostka: różne święta i dni wolne.</w:t>
-            </w:r>
-          </w:p>
-        </w:tc>
-        <w:tc>
-          <w:tcPr>
-            <w:tcW w:type="dxa" w:w="4252"/>
-          </w:tcPr>
-          <w:p>
-            <w:pPr>
-              <w:spacing w:before="20" w:after="20"/>
-            </w:pPr>
-            <w:r>
-              <w:rPr>
-                <w:rFonts w:ascii="Aptos" w:hAnsi="Aptos"/>
-                <w:b w:val="0"/>
-                <w:i w:val="0"/>
-                <w:sz w:val="22"/>
-              </w:rPr>
             </w:r>
           </w:p>
         </w:tc>
@@ -3279,7 +2862,7 @@
         </w:tc>
         <w:tc>
           <w:tcPr>
-            <w:tcW w:type="dxa" w:w="4536"/>
+            <w:tcW w:type="dxa" w:w="8788"/>
           </w:tcPr>
           <w:p>
             <w:pPr>
@@ -3293,24 +2876,6 @@
                 <w:sz w:val="22"/>
               </w:rPr>
               <w:t>23.To co potrafimy i to czego nie potrafimy , czytanka o mieście w Brazylii , zadanie ze słuchu .</w:t>
-            </w:r>
-          </w:p>
-        </w:tc>
-        <w:tc>
-          <w:tcPr>
-            <w:tcW w:type="dxa" w:w="4252"/>
-          </w:tcPr>
-          <w:p>
-            <w:pPr>
-              <w:spacing w:before="20" w:after="20"/>
-            </w:pPr>
-            <w:r>
-              <w:rPr>
-                <w:rFonts w:ascii="Aptos" w:hAnsi="Aptos"/>
-                <w:b w:val="0"/>
-                <w:i w:val="0"/>
-                <w:sz w:val="22"/>
-              </w:rPr>
             </w:r>
           </w:p>
         </w:tc>
@@ -3337,7 +2902,7 @@
         </w:tc>
         <w:tc>
           <w:tcPr>
-            <w:tcW w:type="dxa" w:w="4536"/>
+            <w:tcW w:type="dxa" w:w="8788"/>
           </w:tcPr>
           <w:p>
             <w:pPr>
@@ -3351,24 +2916,6 @@
                 <w:sz w:val="22"/>
               </w:rPr>
               <w:t>24.  Rozmowa na poczcie – jak wysłać list i przesyłkę i związane z tym słownictwo( paczka, polecony, przesyłka morska itp.), nowy czasownik: kakaru.</w:t>
-            </w:r>
-          </w:p>
-        </w:tc>
-        <w:tc>
-          <w:tcPr>
-            <w:tcW w:type="dxa" w:w="4252"/>
-          </w:tcPr>
-          <w:p>
-            <w:pPr>
-              <w:spacing w:before="20" w:after="20"/>
-            </w:pPr>
-            <w:r>
-              <w:rPr>
-                <w:rFonts w:ascii="Aptos" w:hAnsi="Aptos"/>
-                <w:b w:val="0"/>
-                <w:i w:val="0"/>
-                <w:sz w:val="22"/>
-              </w:rPr>
             </w:r>
           </w:p>
         </w:tc>
@@ -3395,7 +2942,7 @@
         </w:tc>
         <w:tc>
           <w:tcPr>
-            <w:tcW w:type="dxa" w:w="4536"/>
+            <w:tcW w:type="dxa" w:w="8788"/>
           </w:tcPr>
           <w:p>
             <w:pPr>
@@ -3409,24 +2956,6 @@
                 <w:sz w:val="22"/>
               </w:rPr>
               <w:t>25.  Wszystkie zastosowania partykuły de i budowanie zdań, ciekawostka o ogrodach japońskich.</w:t>
-            </w:r>
-          </w:p>
-        </w:tc>
-        <w:tc>
-          <w:tcPr>
-            <w:tcW w:type="dxa" w:w="4252"/>
-          </w:tcPr>
-          <w:p>
-            <w:pPr>
-              <w:spacing w:before="20" w:after="20"/>
-            </w:pPr>
-            <w:r>
-              <w:rPr>
-                <w:rFonts w:ascii="Aptos" w:hAnsi="Aptos"/>
-                <w:b w:val="0"/>
-                <w:i w:val="0"/>
-                <w:sz w:val="22"/>
-              </w:rPr>
             </w:r>
           </w:p>
         </w:tc>
@@ -3453,7 +2982,7 @@
         </w:tc>
         <w:tc>
           <w:tcPr>
-            <w:tcW w:type="dxa" w:w="4536"/>
+            <w:tcW w:type="dxa" w:w="8788"/>
           </w:tcPr>
           <w:p>
             <w:pPr>
@@ -3467,24 +2996,6 @@
                 <w:sz w:val="22"/>
               </w:rPr>
               <w:t>26.  Czytanka o ninja i związane z tym słownictwo, nowe kanji.</w:t>
-            </w:r>
-          </w:p>
-        </w:tc>
-        <w:tc>
-          <w:tcPr>
-            <w:tcW w:type="dxa" w:w="4252"/>
-          </w:tcPr>
-          <w:p>
-            <w:pPr>
-              <w:spacing w:before="20" w:after="20"/>
-            </w:pPr>
-            <w:r>
-              <w:rPr>
-                <w:rFonts w:ascii="Aptos" w:hAnsi="Aptos"/>
-                <w:b w:val="0"/>
-                <w:i w:val="0"/>
-                <w:sz w:val="22"/>
-              </w:rPr>
             </w:r>
           </w:p>
         </w:tc>
@@ -3511,7 +3022,7 @@
         </w:tc>
         <w:tc>
           <w:tcPr>
-            <w:tcW w:type="dxa" w:w="4536"/>
+            <w:tcW w:type="dxa" w:w="8788"/>
           </w:tcPr>
           <w:p>
             <w:pPr>
@@ -3525,24 +3036,6 @@
                 <w:sz w:val="22"/>
               </w:rPr>
               <w:t>27.  Omawianie różnych dialogów, zalety i wady  (Fast food), nowe słowa, interpretacja zdjęcia po japońsku.</w:t>
-            </w:r>
-          </w:p>
-        </w:tc>
-        <w:tc>
-          <w:tcPr>
-            <w:tcW w:type="dxa" w:w="4252"/>
-          </w:tcPr>
-          <w:p>
-            <w:pPr>
-              <w:spacing w:before="20" w:after="20"/>
-            </w:pPr>
-            <w:r>
-              <w:rPr>
-                <w:rFonts w:ascii="Aptos" w:hAnsi="Aptos"/>
-                <w:b w:val="0"/>
-                <w:i w:val="0"/>
-                <w:sz w:val="22"/>
-              </w:rPr>
             </w:r>
           </w:p>
         </w:tc>
@@ -3569,7 +3062,7 @@
         </w:tc>
         <w:tc>
           <w:tcPr>
-            <w:tcW w:type="dxa" w:w="4536"/>
+            <w:tcW w:type="dxa" w:w="8788"/>
           </w:tcPr>
           <w:p>
             <w:pPr>
@@ -3583,24 +3076,6 @@
                 <w:sz w:val="22"/>
               </w:rPr>
               <w:t>28.  Rozmowa na temat zainteresowań i wspomnień, nowe kanji, czytanka o miastach w Japonii.</w:t>
-            </w:r>
-          </w:p>
-        </w:tc>
-        <w:tc>
-          <w:tcPr>
-            <w:tcW w:type="dxa" w:w="4252"/>
-          </w:tcPr>
-          <w:p>
-            <w:pPr>
-              <w:spacing w:before="20" w:after="20"/>
-            </w:pPr>
-            <w:r>
-              <w:rPr>
-                <w:rFonts w:ascii="Aptos" w:hAnsi="Aptos"/>
-                <w:b w:val="0"/>
-                <w:i w:val="0"/>
-                <w:sz w:val="22"/>
-              </w:rPr>
             </w:r>
           </w:p>
         </w:tc>
@@ -3627,7 +3102,7 @@
         </w:tc>
         <w:tc>
           <w:tcPr>
-            <w:tcW w:type="dxa" w:w="4536"/>
+            <w:tcW w:type="dxa" w:w="8788"/>
           </w:tcPr>
           <w:p>
             <w:pPr>
@@ -3641,24 +3116,6 @@
                 <w:sz w:val="22"/>
               </w:rPr>
               <w:t>29.  Froma nai i budowanie z zdań, powtórzenie materiału z całego semestru.</w:t>
-            </w:r>
-          </w:p>
-        </w:tc>
-        <w:tc>
-          <w:tcPr>
-            <w:tcW w:type="dxa" w:w="4252"/>
-          </w:tcPr>
-          <w:p>
-            <w:pPr>
-              <w:spacing w:before="20" w:after="20"/>
-            </w:pPr>
-            <w:r>
-              <w:rPr>
-                <w:rFonts w:ascii="Aptos" w:hAnsi="Aptos"/>
-                <w:b w:val="0"/>
-                <w:i w:val="0"/>
-                <w:sz w:val="22"/>
-              </w:rPr>
             </w:r>
           </w:p>
         </w:tc>
@@ -3685,7 +3142,7 @@
         </w:tc>
         <w:tc>
           <w:tcPr>
-            <w:tcW w:type="dxa" w:w="4536"/>
+            <w:tcW w:type="dxa" w:w="8788"/>
           </w:tcPr>
           <w:p>
             <w:pPr>
@@ -3699,24 +3156,6 @@
                 <w:sz w:val="22"/>
               </w:rPr>
               <w:t>30.  Kolokwium zaliczeniowe.</w:t>
-            </w:r>
-          </w:p>
-        </w:tc>
-        <w:tc>
-          <w:tcPr>
-            <w:tcW w:type="dxa" w:w="4252"/>
-          </w:tcPr>
-          <w:p>
-            <w:pPr>
-              <w:spacing w:before="20" w:after="20"/>
-            </w:pPr>
-            <w:r>
-              <w:rPr>
-                <w:rFonts w:ascii="Aptos" w:hAnsi="Aptos"/>
-                <w:b w:val="0"/>
-                <w:i w:val="0"/>
-                <w:sz w:val="22"/>
-              </w:rPr>
             </w:r>
           </w:p>
         </w:tc>

--- a/public/assets/files/stacjonarne/JAP2.docx
+++ b/public/assets/files/stacjonarne/JAP2.docx
@@ -315,7 +315,7 @@
                 <w:i w:val="0"/>
                 <w:sz w:val="22"/>
               </w:rPr>
-              <w:t>2.5</w:t>
+              <w:t>2</w:t>
             </w:r>
           </w:p>
         </w:tc>
